--- a/marketplace_dokumentacija-1.docx
+++ b/marketplace_dokumentacija-1.docx
@@ -1504,6 +1504,8 @@
         <w:t>Omogućiti sustavu slanje obavijesti korisnicima o važnim aktivnostima, poput zaprimljenih poruka, novih oglasa koji odgovaraju njihovoj pretrazi, promjena na oglasima koje prate ili statusa njihovih oglasa. </w:t>
       </w:r>
     </w:p>
+    <w:p/>
+    <w:p/>
     <w:p>
       <w:r>
         <w:t> </w:t>
@@ -1515,6 +1517,7 @@
           <w:b/>
           <w:bCs/>
         </w:rPr>
+        <w:lastRenderedPageBreak/>
         <w:t>Lokacija oglasa „““““</w:t>
       </w:r>
       <w:r>
@@ -1528,7 +1531,6 @@
     </w:p>
     <w:p>
       <w:r>
-        <w:lastRenderedPageBreak/>
         <w:t>Omogućiti korisnicima unos lokacije prilikom objave oglasa (grad ili regija). Sustav zatim omogućuje filtriranje oglasa prema lokaciji kako bi korisnici lakše pronašli proizvode u svojoj blizini. </w:t>
       </w:r>
     </w:p>
@@ -1564,6 +1566,35 @@
         <w:t> </w:t>
       </w:r>
     </w:p>
+    <w:p>
+      <w:pPr>
+        <w:rPr>
+          <w:b/>
+          <w:bCs/>
+        </w:rPr>
+      </w:pPr>
+      <w:r>
+        <w:rPr>
+          <w:b/>
+          <w:bCs/>
+        </w:rPr>
+        <w:t>Chat između korisnika „“</w:t>
+      </w:r>
+    </w:p>
+    <w:p>
+      <w:pPr>
+        <w:rPr>
+          <w:b/>
+          <w:bCs/>
+        </w:rPr>
+      </w:pPr>
+    </w:p>
+    <w:p>
+      <w:r>
+        <w:t>Omogućiti korisnicima razmjenu poruka unutar aplikacije u realnom vremenu</w:t>
+      </w:r>
+    </w:p>
+    <w:p/>
     <w:p>
       <w:r>
         <w:t> </w:t>
@@ -6623,6 +6654,7 @@
   <w:style w:type="character" w:default="1" w:styleId="DefaultParagraphFont">
     <w:name w:val="Default Paragraph Font"/>
     <w:uiPriority w:val="1"/>
+    <w:semiHidden/>
     <w:unhideWhenUsed/>
   </w:style>
   <w:style w:type="table" w:default="1" w:styleId="TableNormal">

--- a/marketplace_dokumentacija-1.docx
+++ b/marketplace_dokumentacija-1.docx
@@ -1434,10 +1434,7 @@
           <w:b/>
           <w:bCs/>
         </w:rPr>
-        <w:t>Sustav ocjenjivanja i recenzija korisnika   „“““</w:t>
-      </w:r>
-      <w:r>
-        <w:t> </w:t>
+        <w:t xml:space="preserve">Sustav ocjenjivanja i recenzija korisnika   </w:t>
       </w:r>
     </w:p>
     <w:p>
@@ -1461,7 +1458,7 @@
           <w:b/>
           <w:bCs/>
         </w:rPr>
-        <w:t>Favoriti (spremljeni oglasi)   „““““</w:t>
+        <w:t>Favoriti (spremljeni oglasi)  </w:t>
       </w:r>
       <w:r>
         <w:t> </w:t>
@@ -1488,7 +1485,7 @@
           <w:b/>
           <w:bCs/>
         </w:rPr>
-        <w:t>Obavijesti za korisnike    „“““““</w:t>
+        <w:t>Obavijesti za korisnike   </w:t>
       </w:r>
       <w:r>
         <w:t> </w:t>
@@ -1518,10 +1515,7 @@
           <w:bCs/>
         </w:rPr>
         <w:lastRenderedPageBreak/>
-        <w:t>Lokacija oglasa „““““</w:t>
-      </w:r>
-      <w:r>
-        <w:t> </w:t>
+        <w:t>Lokacija oglasa </w:t>
       </w:r>
     </w:p>
     <w:p>
@@ -1545,10 +1539,7 @@
           <w:b/>
           <w:bCs/>
         </w:rPr>
-        <w:t>Automatsko brisanje neaktivnih oglasa „““</w:t>
-      </w:r>
-      <w:r>
-        <w:t> </w:t>
+        <w:t>Automatsko brisanje neaktivnih oglasa </w:t>
       </w:r>
     </w:p>
     <w:p>
@@ -1578,7 +1569,7 @@
           <w:b/>
           <w:bCs/>
         </w:rPr>
-        <w:t>Chat između korisnika „“</w:t>
+        <w:t xml:space="preserve">Chat između korisnika </w:t>
       </w:r>
     </w:p>
     <w:p>
@@ -1785,7 +1776,7 @@
       <w:tr>
         <w:trPr>
           <w:cnfStyle w:val="000000100000" w:firstRow="0" w:lastRow="0" w:firstColumn="0" w:lastColumn="0" w:oddVBand="0" w:evenVBand="0" w:oddHBand="1" w:evenHBand="0" w:firstRowFirstColumn="0" w:firstRowLastColumn="0" w:lastRowFirstColumn="0" w:lastRowLastColumn="0"/>
-          <w:trHeight w:val="1890"/>
+          <w:trHeight w:val="255"/>
         </w:trPr>
         <w:tc>
           <w:tcPr>
@@ -1801,20 +1792,8 @@
           </w:tcPr>
           <w:p>
             <w:pPr>
-              <w:spacing w:before="480" w:line="300" w:lineRule="exact"/>
-              <w:jc w:val="center"/>
-              <w:rPr>
-                <w:sz w:val="20"/>
-                <w:szCs w:val="20"/>
-              </w:rPr>
-            </w:pPr>
-            <w:r>
-              <w:rPr>
-                <w:sz w:val="20"/>
-                <w:szCs w:val="20"/>
-              </w:rPr>
-              <w:t>1.</w:t>
-            </w:r>
+              <w:jc w:val="center"/>
+            </w:pPr>
           </w:p>
         </w:tc>
         <w:tc>
@@ -1830,21 +1809,9 @@
           </w:tcPr>
           <w:p>
             <w:pPr>
-              <w:spacing w:before="480" w:line="240" w:lineRule="atLeast"/>
               <w:jc w:val="center"/>
               <w:cnfStyle w:val="000000100000" w:firstRow="0" w:lastRow="0" w:firstColumn="0" w:lastColumn="0" w:oddVBand="0" w:evenVBand="0" w:oddHBand="1" w:evenHBand="0" w:firstRowFirstColumn="0" w:firstRowLastColumn="0" w:lastRowFirstColumn="0" w:lastRowLastColumn="0"/>
-              <w:rPr>
-                <w:sz w:val="20"/>
-                <w:szCs w:val="20"/>
-              </w:rPr>
-            </w:pPr>
-            <w:r>
-              <w:rPr>
-                <w:sz w:val="20"/>
-                <w:szCs w:val="20"/>
-              </w:rPr>
-              <w:t>Korisnik</w:t>
-            </w:r>
+            </w:pPr>
           </w:p>
         </w:tc>
         <w:tc>
@@ -1860,21 +1827,9 @@
           </w:tcPr>
           <w:p>
             <w:pPr>
-              <w:spacing w:before="480" w:line="240" w:lineRule="atLeast"/>
               <w:jc w:val="center"/>
               <w:cnfStyle w:val="000000100000" w:firstRow="0" w:lastRow="0" w:firstColumn="0" w:lastColumn="0" w:oddVBand="0" w:evenVBand="0" w:oddHBand="1" w:evenHBand="0" w:firstRowFirstColumn="0" w:firstRowLastColumn="0" w:lastRowFirstColumn="0" w:lastRowLastColumn="0"/>
-              <w:rPr>
-                <w:sz w:val="20"/>
-                <w:szCs w:val="20"/>
-              </w:rPr>
-            </w:pPr>
-            <w:r>
-              <w:rPr>
-                <w:sz w:val="20"/>
-                <w:szCs w:val="20"/>
-              </w:rPr>
-              <w:t>Registracija</w:t>
-            </w:r>
+            </w:pPr>
           </w:p>
         </w:tc>
         <w:tc>
@@ -1892,34 +1847,13 @@
             <w:pPr>
               <w:jc w:val="center"/>
               <w:cnfStyle w:val="000000100000" w:firstRow="0" w:lastRow="0" w:firstColumn="0" w:lastColumn="0" w:oddVBand="0" w:evenVBand="0" w:oddHBand="1" w:evenHBand="0" w:firstRowFirstColumn="0" w:firstRowLastColumn="0" w:lastRowFirstColumn="0" w:lastRowLastColumn="0"/>
-              <w:rPr>
-                <w:sz w:val="20"/>
-                <w:szCs w:val="20"/>
-              </w:rPr>
-            </w:pPr>
-          </w:p>
-          <w:p>
-            <w:pPr>
-              <w:jc w:val="center"/>
-              <w:cnfStyle w:val="000000100000" w:firstRow="0" w:lastRow="0" w:firstColumn="0" w:lastColumn="0" w:oddVBand="0" w:evenVBand="0" w:oddHBand="1" w:evenHBand="0" w:firstRowFirstColumn="0" w:firstRowLastColumn="0" w:lastRowFirstColumn="0" w:lastRowLastColumn="0"/>
-              <w:rPr>
-                <w:sz w:val="20"/>
-                <w:szCs w:val="20"/>
-              </w:rPr>
-            </w:pPr>
-            <w:r>
-              <w:rPr>
-                <w:sz w:val="20"/>
-                <w:szCs w:val="20"/>
-              </w:rPr>
-              <w:t xml:space="preserve">Omogućuje unos osnovnih podataka (korisničko ime, e-mail, lozinka) i kreiranje korisničkog računa. </w:t>
-            </w:r>
+            </w:pPr>
           </w:p>
         </w:tc>
       </w:tr>
       <w:tr>
         <w:trPr>
-          <w:trHeight w:val="758"/>
+          <w:trHeight w:val="1890"/>
         </w:trPr>
         <w:tc>
           <w:tcPr>
@@ -1947,7 +1881,7 @@
                 <w:sz w:val="20"/>
                 <w:szCs w:val="20"/>
               </w:rPr>
-              <w:t>2.</w:t>
+              <w:t>1.</w:t>
             </w:r>
           </w:p>
         </w:tc>
@@ -2007,7 +1941,7 @@
                 <w:sz w:val="20"/>
                 <w:szCs w:val="20"/>
               </w:rPr>
-              <w:t>Prijava</w:t>
+              <w:t>Registracija</w:t>
             </w:r>
           </w:p>
         </w:tc>
@@ -2031,12 +1965,22 @@
                 <w:szCs w:val="20"/>
               </w:rPr>
             </w:pPr>
-            <w:r>
-              <w:rPr>
-                <w:sz w:val="20"/>
-                <w:szCs w:val="20"/>
-              </w:rPr>
-              <w:t>Omogućuje prijavu registriranih korisnika u sustav i pristup funkcionalnostima.</w:t>
+          </w:p>
+          <w:p>
+            <w:pPr>
+              <w:jc w:val="center"/>
+              <w:cnfStyle w:val="000000000000" w:firstRow="0" w:lastRow="0" w:firstColumn="0" w:lastColumn="0" w:oddVBand="0" w:evenVBand="0" w:oddHBand="0" w:evenHBand="0" w:firstRowFirstColumn="0" w:firstRowLastColumn="0" w:lastRowFirstColumn="0" w:lastRowLastColumn="0"/>
+              <w:rPr>
+                <w:sz w:val="20"/>
+                <w:szCs w:val="20"/>
+              </w:rPr>
+            </w:pPr>
+            <w:r>
+              <w:rPr>
+                <w:sz w:val="20"/>
+                <w:szCs w:val="20"/>
+              </w:rPr>
+              <w:t xml:space="preserve">Omogućuje unos osnovnih podataka (korisničko ime, e-mail, lozinka) i kreiranje korisničkog računa. </w:t>
             </w:r>
           </w:p>
         </w:tc>
@@ -2072,6 +2016,130 @@
                 <w:sz w:val="20"/>
                 <w:szCs w:val="20"/>
               </w:rPr>
+              <w:t>2.</w:t>
+            </w:r>
+          </w:p>
+        </w:tc>
+        <w:tc>
+          <w:tcPr>
+            <w:tcW w:w="1631" w:type="dxa"/>
+            <w:tcBorders>
+              <w:top w:val="single" w:sz="8" w:space="0" w:color="auto"/>
+              <w:left w:val="single" w:sz="8" w:space="0" w:color="auto"/>
+              <w:bottom w:val="single" w:sz="8" w:space="0" w:color="auto"/>
+              <w:right w:val="single" w:sz="8" w:space="0" w:color="auto"/>
+            </w:tcBorders>
+            <w:vAlign w:val="center"/>
+          </w:tcPr>
+          <w:p>
+            <w:pPr>
+              <w:spacing w:before="480" w:line="240" w:lineRule="atLeast"/>
+              <w:jc w:val="center"/>
+              <w:cnfStyle w:val="000000100000" w:firstRow="0" w:lastRow="0" w:firstColumn="0" w:lastColumn="0" w:oddVBand="0" w:evenVBand="0" w:oddHBand="1" w:evenHBand="0" w:firstRowFirstColumn="0" w:firstRowLastColumn="0" w:lastRowFirstColumn="0" w:lastRowLastColumn="0"/>
+              <w:rPr>
+                <w:sz w:val="20"/>
+                <w:szCs w:val="20"/>
+              </w:rPr>
+            </w:pPr>
+            <w:r>
+              <w:rPr>
+                <w:sz w:val="20"/>
+                <w:szCs w:val="20"/>
+              </w:rPr>
+              <w:t>Korisnik</w:t>
+            </w:r>
+          </w:p>
+        </w:tc>
+        <w:tc>
+          <w:tcPr>
+            <w:tcW w:w="2819" w:type="dxa"/>
+            <w:tcBorders>
+              <w:top w:val="single" w:sz="8" w:space="0" w:color="auto"/>
+              <w:left w:val="single" w:sz="8" w:space="0" w:color="auto"/>
+              <w:bottom w:val="single" w:sz="8" w:space="0" w:color="auto"/>
+              <w:right w:val="single" w:sz="8" w:space="0" w:color="auto"/>
+            </w:tcBorders>
+            <w:vAlign w:val="center"/>
+          </w:tcPr>
+          <w:p>
+            <w:pPr>
+              <w:spacing w:before="480" w:line="240" w:lineRule="atLeast"/>
+              <w:jc w:val="center"/>
+              <w:cnfStyle w:val="000000100000" w:firstRow="0" w:lastRow="0" w:firstColumn="0" w:lastColumn="0" w:oddVBand="0" w:evenVBand="0" w:oddHBand="1" w:evenHBand="0" w:firstRowFirstColumn="0" w:firstRowLastColumn="0" w:lastRowFirstColumn="0" w:lastRowLastColumn="0"/>
+              <w:rPr>
+                <w:sz w:val="20"/>
+                <w:szCs w:val="20"/>
+              </w:rPr>
+            </w:pPr>
+            <w:r>
+              <w:rPr>
+                <w:sz w:val="20"/>
+                <w:szCs w:val="20"/>
+              </w:rPr>
+              <w:t>Prijava</w:t>
+            </w:r>
+          </w:p>
+        </w:tc>
+        <w:tc>
+          <w:tcPr>
+            <w:tcW w:w="3972" w:type="dxa"/>
+            <w:tcBorders>
+              <w:top w:val="single" w:sz="8" w:space="0" w:color="auto"/>
+              <w:left w:val="single" w:sz="8" w:space="0" w:color="auto"/>
+              <w:bottom w:val="single" w:sz="8" w:space="0" w:color="auto"/>
+              <w:right w:val="single" w:sz="8" w:space="0" w:color="auto"/>
+            </w:tcBorders>
+            <w:vAlign w:val="center"/>
+          </w:tcPr>
+          <w:p>
+            <w:pPr>
+              <w:jc w:val="center"/>
+              <w:cnfStyle w:val="000000100000" w:firstRow="0" w:lastRow="0" w:firstColumn="0" w:lastColumn="0" w:oddVBand="0" w:evenVBand="0" w:oddHBand="1" w:evenHBand="0" w:firstRowFirstColumn="0" w:firstRowLastColumn="0" w:lastRowFirstColumn="0" w:lastRowLastColumn="0"/>
+              <w:rPr>
+                <w:sz w:val="20"/>
+                <w:szCs w:val="20"/>
+              </w:rPr>
+            </w:pPr>
+            <w:r>
+              <w:rPr>
+                <w:sz w:val="20"/>
+                <w:szCs w:val="20"/>
+              </w:rPr>
+              <w:t>Omogućuje prijavu registriranih korisnika u sustav i pristup funkcionalnostima.</w:t>
+            </w:r>
+          </w:p>
+        </w:tc>
+      </w:tr>
+      <w:tr>
+        <w:trPr>
+          <w:trHeight w:val="758"/>
+        </w:trPr>
+        <w:tc>
+          <w:tcPr>
+            <w:cnfStyle w:val="001000000000" w:firstRow="0" w:lastRow="0" w:firstColumn="1" w:lastColumn="0" w:oddVBand="0" w:evenVBand="0" w:oddHBand="0" w:evenHBand="0" w:firstRowFirstColumn="0" w:firstRowLastColumn="0" w:lastRowFirstColumn="0" w:lastRowLastColumn="0"/>
+            <w:tcW w:w="630" w:type="dxa"/>
+            <w:tcBorders>
+              <w:top w:val="single" w:sz="8" w:space="0" w:color="auto"/>
+              <w:left w:val="single" w:sz="8" w:space="0" w:color="auto"/>
+              <w:bottom w:val="single" w:sz="8" w:space="0" w:color="auto"/>
+              <w:right w:val="single" w:sz="8" w:space="0" w:color="auto"/>
+            </w:tcBorders>
+            <w:vAlign w:val="center"/>
+          </w:tcPr>
+          <w:p>
+            <w:pPr>
+              <w:spacing w:before="480" w:line="300" w:lineRule="exact"/>
+              <w:jc w:val="center"/>
+              <w:rPr>
+                <w:sz w:val="20"/>
+                <w:szCs w:val="20"/>
+              </w:rPr>
+            </w:pPr>
+            <w:r>
+              <w:rPr>
+                <w:sz w:val="20"/>
+                <w:szCs w:val="20"/>
+              </w:rPr>
               <w:t>3.</w:t>
             </w:r>
           </w:p>
@@ -2091,7 +2159,7 @@
             <w:pPr>
               <w:spacing w:before="480" w:line="240" w:lineRule="atLeast"/>
               <w:jc w:val="center"/>
-              <w:cnfStyle w:val="000000100000" w:firstRow="0" w:lastRow="0" w:firstColumn="0" w:lastColumn="0" w:oddVBand="0" w:evenVBand="0" w:oddHBand="1" w:evenHBand="0" w:firstRowFirstColumn="0" w:firstRowLastColumn="0" w:lastRowFirstColumn="0" w:lastRowLastColumn="0"/>
+              <w:cnfStyle w:val="000000000000" w:firstRow="0" w:lastRow="0" w:firstColumn="0" w:lastColumn="0" w:oddVBand="0" w:evenVBand="0" w:oddHBand="0" w:evenHBand="0" w:firstRowFirstColumn="0" w:firstRowLastColumn="0" w:lastRowFirstColumn="0" w:lastRowLastColumn="0"/>
               <w:rPr>
                 <w:sz w:val="20"/>
                 <w:szCs w:val="20"/>
@@ -2121,18 +2189,32 @@
             <w:pPr>
               <w:spacing w:before="480" w:line="240" w:lineRule="atLeast"/>
               <w:jc w:val="center"/>
-              <w:cnfStyle w:val="000000100000" w:firstRow="0" w:lastRow="0" w:firstColumn="0" w:lastColumn="0" w:oddVBand="0" w:evenVBand="0" w:oddHBand="1" w:evenHBand="0" w:firstRowFirstColumn="0" w:firstRowLastColumn="0" w:lastRowFirstColumn="0" w:lastRowLastColumn="0"/>
-              <w:rPr>
-                <w:sz w:val="20"/>
-                <w:szCs w:val="20"/>
-              </w:rPr>
-            </w:pPr>
-            <w:r>
-              <w:rPr>
-                <w:sz w:val="20"/>
-                <w:szCs w:val="20"/>
-              </w:rPr>
-              <w:t>Pregled oglasa</w:t>
+              <w:cnfStyle w:val="000000000000" w:firstRow="0" w:lastRow="0" w:firstColumn="0" w:lastColumn="0" w:oddVBand="0" w:evenVBand="0" w:oddHBand="0" w:evenHBand="0" w:firstRowFirstColumn="0" w:firstRowLastColumn="0" w:lastRowFirstColumn="0" w:lastRowLastColumn="0"/>
+              <w:rPr>
+                <w:sz w:val="20"/>
+                <w:szCs w:val="20"/>
+              </w:rPr>
+            </w:pPr>
+            <w:r>
+              <w:rPr>
+                <w:sz w:val="20"/>
+                <w:szCs w:val="20"/>
+              </w:rPr>
+              <w:t xml:space="preserve">Pregled </w:t>
+            </w:r>
+            <w:r>
+              <w:rPr>
+                <w:sz w:val="20"/>
+                <w:szCs w:val="20"/>
+              </w:rPr>
+              <w:t xml:space="preserve">svih </w:t>
+            </w:r>
+            <w:r>
+              <w:rPr>
+                <w:sz w:val="20"/>
+                <w:szCs w:val="20"/>
+              </w:rPr>
+              <w:t>oglasa</w:t>
             </w:r>
           </w:p>
         </w:tc>
@@ -2188,7 +2270,7 @@
           <w:p>
             <w:pPr>
               <w:jc w:val="center"/>
-              <w:cnfStyle w:val="000000100000" w:firstRow="0" w:lastRow="0" w:firstColumn="0" w:lastColumn="0" w:oddVBand="0" w:evenVBand="0" w:oddHBand="1" w:evenHBand="0" w:firstRowFirstColumn="0" w:firstRowLastColumn="0" w:lastRowFirstColumn="0" w:lastRowLastColumn="0"/>
+              <w:cnfStyle w:val="000000000000" w:firstRow="0" w:lastRow="0" w:firstColumn="0" w:lastColumn="0" w:oddVBand="0" w:evenVBand="0" w:oddHBand="0" w:evenHBand="0" w:firstRowFirstColumn="0" w:firstRowLastColumn="0" w:lastRowFirstColumn="0" w:lastRowLastColumn="0"/>
               <w:rPr>
                 <w:vanish/>
                 <w:sz w:val="20"/>
@@ -2245,7 +2327,7 @@
           <w:p>
             <w:pPr>
               <w:jc w:val="center"/>
-              <w:cnfStyle w:val="000000100000" w:firstRow="0" w:lastRow="0" w:firstColumn="0" w:lastColumn="0" w:oddVBand="0" w:evenVBand="0" w:oddHBand="1" w:evenHBand="0" w:firstRowFirstColumn="0" w:firstRowLastColumn="0" w:lastRowFirstColumn="0" w:lastRowLastColumn="0"/>
+              <w:cnfStyle w:val="000000000000" w:firstRow="0" w:lastRow="0" w:firstColumn="0" w:lastColumn="0" w:oddVBand="0" w:evenVBand="0" w:oddHBand="0" w:evenHBand="0" w:firstRowFirstColumn="0" w:firstRowLastColumn="0" w:lastRowFirstColumn="0" w:lastRowLastColumn="0"/>
               <w:rPr>
                 <w:sz w:val="20"/>
                 <w:szCs w:val="20"/>
@@ -2256,6 +2338,7 @@
       </w:tr>
       <w:tr>
         <w:trPr>
+          <w:cnfStyle w:val="000000100000" w:firstRow="0" w:lastRow="0" w:firstColumn="0" w:lastColumn="0" w:oddVBand="0" w:evenVBand="0" w:oddHBand="1" w:evenHBand="0" w:firstRowFirstColumn="0" w:firstRowLastColumn="0" w:lastRowFirstColumn="0" w:lastRowLastColumn="0"/>
           <w:trHeight w:val="909"/>
         </w:trPr>
         <w:tc>
@@ -2303,7 +2386,7 @@
             <w:pPr>
               <w:spacing w:before="480" w:line="240" w:lineRule="atLeast"/>
               <w:jc w:val="center"/>
-              <w:cnfStyle w:val="000000000000" w:firstRow="0" w:lastRow="0" w:firstColumn="0" w:lastColumn="0" w:oddVBand="0" w:evenVBand="0" w:oddHBand="0" w:evenHBand="0" w:firstRowFirstColumn="0" w:firstRowLastColumn="0" w:lastRowFirstColumn="0" w:lastRowLastColumn="0"/>
+              <w:cnfStyle w:val="000000100000" w:firstRow="0" w:lastRow="0" w:firstColumn="0" w:lastColumn="0" w:oddVBand="0" w:evenVBand="0" w:oddHBand="1" w:evenHBand="0" w:firstRowFirstColumn="0" w:firstRowLastColumn="0" w:lastRowFirstColumn="0" w:lastRowLastColumn="0"/>
               <w:rPr>
                 <w:sz w:val="20"/>
                 <w:szCs w:val="20"/>
@@ -2333,18 +2416,18 @@
             <w:pPr>
               <w:spacing w:before="480" w:line="240" w:lineRule="atLeast"/>
               <w:jc w:val="center"/>
-              <w:cnfStyle w:val="000000000000" w:firstRow="0" w:lastRow="0" w:firstColumn="0" w:lastColumn="0" w:oddVBand="0" w:evenVBand="0" w:oddHBand="0" w:evenHBand="0" w:firstRowFirstColumn="0" w:firstRowLastColumn="0" w:lastRowFirstColumn="0" w:lastRowLastColumn="0"/>
-              <w:rPr>
-                <w:sz w:val="20"/>
-                <w:szCs w:val="20"/>
-              </w:rPr>
-            </w:pPr>
-            <w:r>
-              <w:rPr>
-                <w:sz w:val="20"/>
-                <w:szCs w:val="20"/>
-              </w:rPr>
-              <w:t>Pretraga oglasa</w:t>
+              <w:cnfStyle w:val="000000100000" w:firstRow="0" w:lastRow="0" w:firstColumn="0" w:lastColumn="0" w:oddVBand="0" w:evenVBand="0" w:oddHBand="1" w:evenHBand="0" w:firstRowFirstColumn="0" w:firstRowLastColumn="0" w:lastRowFirstColumn="0" w:lastRowLastColumn="0"/>
+              <w:rPr>
+                <w:sz w:val="20"/>
+                <w:szCs w:val="20"/>
+              </w:rPr>
+            </w:pPr>
+            <w:r>
+              <w:rPr>
+                <w:sz w:val="20"/>
+                <w:szCs w:val="20"/>
+              </w:rPr>
+              <w:t>Pretraga i filtriranje oglasa</w:t>
             </w:r>
           </w:p>
         </w:tc>
@@ -2400,7 +2483,7 @@
           <w:p>
             <w:pPr>
               <w:jc w:val="center"/>
-              <w:cnfStyle w:val="000000000000" w:firstRow="0" w:lastRow="0" w:firstColumn="0" w:lastColumn="0" w:oddVBand="0" w:evenVBand="0" w:oddHBand="0" w:evenHBand="0" w:firstRowFirstColumn="0" w:firstRowLastColumn="0" w:lastRowFirstColumn="0" w:lastRowLastColumn="0"/>
+              <w:cnfStyle w:val="000000100000" w:firstRow="0" w:lastRow="0" w:firstColumn="0" w:lastColumn="0" w:oddVBand="0" w:evenVBand="0" w:oddHBand="1" w:evenHBand="0" w:firstRowFirstColumn="0" w:firstRowLastColumn="0" w:lastRowFirstColumn="0" w:lastRowLastColumn="0"/>
               <w:rPr>
                 <w:vanish/>
                 <w:sz w:val="20"/>
@@ -2448,7 +2531,7 @@
                       <w:sz w:val="20"/>
                       <w:szCs w:val="20"/>
                     </w:rPr>
-                    <w:t>Omogućuje pretraživanje oglasa prema nazivu i ključnim riječima.</w:t>
+                    <w:t>Omogućuje pretraživanje oglasa prema ključnim riječima, filtriranje po kategoriji i cijeni te sortiranje rezultata.</w:t>
                   </w:r>
                 </w:p>
               </w:tc>
@@ -2457,12 +2540,136 @@
           <w:p>
             <w:pPr>
               <w:jc w:val="center"/>
+              <w:cnfStyle w:val="000000100000" w:firstRow="0" w:lastRow="0" w:firstColumn="0" w:lastColumn="0" w:oddVBand="0" w:evenVBand="0" w:oddHBand="1" w:evenHBand="0" w:firstRowFirstColumn="0" w:firstRowLastColumn="0" w:lastRowFirstColumn="0" w:lastRowLastColumn="0"/>
+              <w:rPr>
+                <w:sz w:val="20"/>
+                <w:szCs w:val="20"/>
+              </w:rPr>
+            </w:pPr>
+          </w:p>
+        </w:tc>
+      </w:tr>
+      <w:tr>
+        <w:trPr>
+          <w:trHeight w:val="909"/>
+        </w:trPr>
+        <w:tc>
+          <w:tcPr>
+            <w:cnfStyle w:val="001000000000" w:firstRow="0" w:lastRow="0" w:firstColumn="1" w:lastColumn="0" w:oddVBand="0" w:evenVBand="0" w:oddHBand="0" w:evenHBand="0" w:firstRowFirstColumn="0" w:firstRowLastColumn="0" w:lastRowFirstColumn="0" w:lastRowLastColumn="0"/>
+            <w:tcW w:w="630" w:type="dxa"/>
+            <w:tcBorders>
+              <w:top w:val="single" w:sz="8" w:space="0" w:color="auto"/>
+              <w:left w:val="single" w:sz="8" w:space="0" w:color="auto"/>
+              <w:bottom w:val="single" w:sz="8" w:space="0" w:color="auto"/>
+              <w:right w:val="single" w:sz="8" w:space="0" w:color="auto"/>
+            </w:tcBorders>
+            <w:vAlign w:val="center"/>
+          </w:tcPr>
+          <w:p>
+            <w:pPr>
+              <w:spacing w:before="480" w:line="300" w:lineRule="exact"/>
+              <w:jc w:val="center"/>
+              <w:rPr>
+                <w:sz w:val="20"/>
+                <w:szCs w:val="20"/>
+              </w:rPr>
+            </w:pPr>
+            <w:r>
+              <w:rPr>
+                <w:sz w:val="20"/>
+                <w:szCs w:val="20"/>
+              </w:rPr>
+              <w:t>5.</w:t>
+            </w:r>
+          </w:p>
+        </w:tc>
+        <w:tc>
+          <w:tcPr>
+            <w:tcW w:w="1631" w:type="dxa"/>
+            <w:tcBorders>
+              <w:top w:val="single" w:sz="8" w:space="0" w:color="auto"/>
+              <w:left w:val="single" w:sz="8" w:space="0" w:color="auto"/>
+              <w:bottom w:val="single" w:sz="8" w:space="0" w:color="auto"/>
+              <w:right w:val="single" w:sz="8" w:space="0" w:color="auto"/>
+            </w:tcBorders>
+            <w:vAlign w:val="center"/>
+          </w:tcPr>
+          <w:p>
+            <w:pPr>
+              <w:spacing w:before="480" w:line="240" w:lineRule="atLeast"/>
+              <w:jc w:val="center"/>
               <w:cnfStyle w:val="000000000000" w:firstRow="0" w:lastRow="0" w:firstColumn="0" w:lastColumn="0" w:oddVBand="0" w:evenVBand="0" w:oddHBand="0" w:evenHBand="0" w:firstRowFirstColumn="0" w:firstRowLastColumn="0" w:lastRowFirstColumn="0" w:lastRowLastColumn="0"/>
               <w:rPr>
                 <w:sz w:val="20"/>
                 <w:szCs w:val="20"/>
               </w:rPr>
             </w:pPr>
+            <w:r>
+              <w:rPr>
+                <w:sz w:val="20"/>
+                <w:szCs w:val="20"/>
+              </w:rPr>
+              <w:t>Korisnik</w:t>
+            </w:r>
+          </w:p>
+        </w:tc>
+        <w:tc>
+          <w:tcPr>
+            <w:tcW w:w="2819" w:type="dxa"/>
+            <w:tcBorders>
+              <w:top w:val="single" w:sz="8" w:space="0" w:color="auto"/>
+              <w:left w:val="single" w:sz="8" w:space="0" w:color="auto"/>
+              <w:bottom w:val="single" w:sz="8" w:space="0" w:color="auto"/>
+              <w:right w:val="single" w:sz="8" w:space="0" w:color="auto"/>
+            </w:tcBorders>
+            <w:vAlign w:val="center"/>
+          </w:tcPr>
+          <w:p>
+            <w:pPr>
+              <w:spacing w:before="480" w:line="240" w:lineRule="atLeast"/>
+              <w:jc w:val="center"/>
+              <w:cnfStyle w:val="000000000000" w:firstRow="0" w:lastRow="0" w:firstColumn="0" w:lastColumn="0" w:oddVBand="0" w:evenVBand="0" w:oddHBand="0" w:evenHBand="0" w:firstRowFirstColumn="0" w:firstRowLastColumn="0" w:lastRowFirstColumn="0" w:lastRowLastColumn="0"/>
+              <w:rPr>
+                <w:sz w:val="20"/>
+                <w:szCs w:val="20"/>
+              </w:rPr>
+            </w:pPr>
+            <w:r>
+              <w:rPr>
+                <w:sz w:val="20"/>
+                <w:szCs w:val="20"/>
+              </w:rPr>
+              <w:t>Pregled detalja oglasa</w:t>
+            </w:r>
+          </w:p>
+        </w:tc>
+        <w:tc>
+          <w:tcPr>
+            <w:tcW w:w="3972" w:type="dxa"/>
+            <w:tcBorders>
+              <w:top w:val="single" w:sz="8" w:space="0" w:color="auto"/>
+              <w:left w:val="single" w:sz="8" w:space="0" w:color="auto"/>
+              <w:bottom w:val="single" w:sz="8" w:space="0" w:color="auto"/>
+              <w:right w:val="single" w:sz="8" w:space="0" w:color="auto"/>
+            </w:tcBorders>
+            <w:vAlign w:val="center"/>
+          </w:tcPr>
+          <w:p>
+            <w:pPr>
+              <w:jc w:val="center"/>
+              <w:cnfStyle w:val="000000000000" w:firstRow="0" w:lastRow="0" w:firstColumn="0" w:lastColumn="0" w:oddVBand="0" w:evenVBand="0" w:oddHBand="0" w:evenHBand="0" w:firstRowFirstColumn="0" w:firstRowLastColumn="0" w:lastRowFirstColumn="0" w:lastRowLastColumn="0"/>
+              <w:rPr>
+                <w:sz w:val="20"/>
+                <w:szCs w:val="20"/>
+              </w:rPr>
+            </w:pPr>
+            <w:r>
+              <w:rPr>
+                <w:sz w:val="20"/>
+                <w:szCs w:val="20"/>
+              </w:rPr>
+              <w:t>Prikazuje detaljne informacije o proizvodu (opis, slike, cijena, kategorija).</w:t>
+            </w:r>
           </w:p>
         </w:tc>
       </w:tr>
@@ -2497,7 +2704,14 @@
                 <w:sz w:val="20"/>
                 <w:szCs w:val="20"/>
               </w:rPr>
-              <w:t>5.</w:t>
+              <w:t>6</w:t>
+            </w:r>
+            <w:r>
+              <w:rPr>
+                <w:sz w:val="20"/>
+                <w:szCs w:val="20"/>
+              </w:rPr>
+              <w:t>.</w:t>
             </w:r>
           </w:p>
         </w:tc>
@@ -2557,7 +2771,7 @@
                 <w:sz w:val="20"/>
                 <w:szCs w:val="20"/>
               </w:rPr>
-              <w:t>Filtriranje oglasa</w:t>
+              <w:t>Objavljivanje oglasa</w:t>
             </w:r>
           </w:p>
         </w:tc>
@@ -2614,688 +2828,6 @@
             <w:pPr>
               <w:jc w:val="center"/>
               <w:cnfStyle w:val="000000100000" w:firstRow="0" w:lastRow="0" w:firstColumn="0" w:lastColumn="0" w:oddVBand="0" w:evenVBand="0" w:oddHBand="1" w:evenHBand="0" w:firstRowFirstColumn="0" w:firstRowLastColumn="0" w:lastRowFirstColumn="0" w:lastRowLastColumn="0"/>
-              <w:rPr>
-                <w:vanish/>
-                <w:sz w:val="20"/>
-                <w:szCs w:val="20"/>
-              </w:rPr>
-            </w:pPr>
-          </w:p>
-          <w:tbl>
-            <w:tblPr>
-              <w:tblW w:w="3716" w:type="dxa"/>
-              <w:tblCellSpacing w:w="15" w:type="dxa"/>
-              <w:tblInd w:w="6" w:type="dxa"/>
-              <w:tblCellMar>
-                <w:top w:w="15" w:type="dxa"/>
-                <w:left w:w="15" w:type="dxa"/>
-                <w:bottom w:w="15" w:type="dxa"/>
-                <w:right w:w="15" w:type="dxa"/>
-              </w:tblCellMar>
-              <w:tblLook w:val="04A0" w:firstRow="1" w:lastRow="0" w:firstColumn="1" w:lastColumn="0" w:noHBand="0" w:noVBand="1"/>
-            </w:tblPr>
-            <w:tblGrid>
-              <w:gridCol w:w="3716"/>
-            </w:tblGrid>
-            <w:tr>
-              <w:trPr>
-                <w:trHeight w:val="739"/>
-                <w:tblCellSpacing w:w="15" w:type="dxa"/>
-              </w:trPr>
-              <w:tc>
-                <w:tcPr>
-                  <w:tcW w:w="0" w:type="auto"/>
-                  <w:vAlign w:val="center"/>
-                  <w:hideMark/>
-                </w:tcPr>
-                <w:p>
-                  <w:pPr>
-                    <w:jc w:val="center"/>
-                    <w:rPr>
-                      <w:sz w:val="20"/>
-                      <w:szCs w:val="20"/>
-                    </w:rPr>
-                  </w:pPr>
-                  <w:r>
-                    <w:rPr>
-                      <w:sz w:val="20"/>
-                      <w:szCs w:val="20"/>
-                    </w:rPr>
-                    <w:t>Omogućuje filtriranje oglasa prema kategoriji i rasponu cijena.</w:t>
-                  </w:r>
-                </w:p>
-              </w:tc>
-            </w:tr>
-          </w:tbl>
-          <w:p>
-            <w:pPr>
-              <w:jc w:val="center"/>
-              <w:cnfStyle w:val="000000100000" w:firstRow="0" w:lastRow="0" w:firstColumn="0" w:lastColumn="0" w:oddVBand="0" w:evenVBand="0" w:oddHBand="1" w:evenHBand="0" w:firstRowFirstColumn="0" w:firstRowLastColumn="0" w:lastRowFirstColumn="0" w:lastRowLastColumn="0"/>
-              <w:rPr>
-                <w:sz w:val="20"/>
-                <w:szCs w:val="20"/>
-              </w:rPr>
-            </w:pPr>
-          </w:p>
-        </w:tc>
-      </w:tr>
-      <w:tr>
-        <w:trPr>
-          <w:trHeight w:val="1358"/>
-        </w:trPr>
-        <w:tc>
-          <w:tcPr>
-            <w:cnfStyle w:val="001000000000" w:firstRow="0" w:lastRow="0" w:firstColumn="1" w:lastColumn="0" w:oddVBand="0" w:evenVBand="0" w:oddHBand="0" w:evenHBand="0" w:firstRowFirstColumn="0" w:firstRowLastColumn="0" w:lastRowFirstColumn="0" w:lastRowLastColumn="0"/>
-            <w:tcW w:w="630" w:type="dxa"/>
-            <w:tcBorders>
-              <w:top w:val="single" w:sz="8" w:space="0" w:color="auto"/>
-              <w:left w:val="single" w:sz="8" w:space="0" w:color="auto"/>
-              <w:bottom w:val="single" w:sz="8" w:space="0" w:color="auto"/>
-              <w:right w:val="single" w:sz="8" w:space="0" w:color="auto"/>
-            </w:tcBorders>
-            <w:vAlign w:val="center"/>
-          </w:tcPr>
-          <w:p>
-            <w:pPr>
-              <w:spacing w:before="480" w:line="300" w:lineRule="exact"/>
-              <w:jc w:val="center"/>
-              <w:rPr>
-                <w:sz w:val="20"/>
-                <w:szCs w:val="20"/>
-              </w:rPr>
-            </w:pPr>
-            <w:r>
-              <w:rPr>
-                <w:sz w:val="20"/>
-                <w:szCs w:val="20"/>
-              </w:rPr>
-              <w:t>6.</w:t>
-            </w:r>
-          </w:p>
-        </w:tc>
-        <w:tc>
-          <w:tcPr>
-            <w:tcW w:w="1631" w:type="dxa"/>
-            <w:tcBorders>
-              <w:top w:val="single" w:sz="8" w:space="0" w:color="auto"/>
-              <w:left w:val="single" w:sz="8" w:space="0" w:color="auto"/>
-              <w:bottom w:val="single" w:sz="8" w:space="0" w:color="auto"/>
-              <w:right w:val="single" w:sz="8" w:space="0" w:color="auto"/>
-            </w:tcBorders>
-            <w:vAlign w:val="center"/>
-          </w:tcPr>
-          <w:p>
-            <w:pPr>
-              <w:spacing w:before="480" w:line="240" w:lineRule="atLeast"/>
-              <w:jc w:val="center"/>
-              <w:cnfStyle w:val="000000000000" w:firstRow="0" w:lastRow="0" w:firstColumn="0" w:lastColumn="0" w:oddVBand="0" w:evenVBand="0" w:oddHBand="0" w:evenHBand="0" w:firstRowFirstColumn="0" w:firstRowLastColumn="0" w:lastRowFirstColumn="0" w:lastRowLastColumn="0"/>
-              <w:rPr>
-                <w:sz w:val="20"/>
-                <w:szCs w:val="20"/>
-              </w:rPr>
-            </w:pPr>
-            <w:r>
-              <w:rPr>
-                <w:sz w:val="20"/>
-                <w:szCs w:val="20"/>
-              </w:rPr>
-              <w:t>Korisnik</w:t>
-            </w:r>
-          </w:p>
-        </w:tc>
-        <w:tc>
-          <w:tcPr>
-            <w:tcW w:w="2819" w:type="dxa"/>
-            <w:tcBorders>
-              <w:top w:val="single" w:sz="8" w:space="0" w:color="auto"/>
-              <w:left w:val="single" w:sz="8" w:space="0" w:color="auto"/>
-              <w:bottom w:val="single" w:sz="8" w:space="0" w:color="auto"/>
-              <w:right w:val="single" w:sz="8" w:space="0" w:color="auto"/>
-            </w:tcBorders>
-            <w:vAlign w:val="center"/>
-          </w:tcPr>
-          <w:p>
-            <w:pPr>
-              <w:spacing w:before="480" w:line="240" w:lineRule="atLeast"/>
-              <w:jc w:val="center"/>
-              <w:cnfStyle w:val="000000000000" w:firstRow="0" w:lastRow="0" w:firstColumn="0" w:lastColumn="0" w:oddVBand="0" w:evenVBand="0" w:oddHBand="0" w:evenHBand="0" w:firstRowFirstColumn="0" w:firstRowLastColumn="0" w:lastRowFirstColumn="0" w:lastRowLastColumn="0"/>
-              <w:rPr>
-                <w:sz w:val="20"/>
-                <w:szCs w:val="20"/>
-              </w:rPr>
-            </w:pPr>
-            <w:r>
-              <w:rPr>
-                <w:sz w:val="20"/>
-                <w:szCs w:val="20"/>
-              </w:rPr>
-              <w:t>Sortiranje oglasa</w:t>
-            </w:r>
-          </w:p>
-        </w:tc>
-        <w:tc>
-          <w:tcPr>
-            <w:tcW w:w="3972" w:type="dxa"/>
-            <w:tcBorders>
-              <w:top w:val="single" w:sz="8" w:space="0" w:color="auto"/>
-              <w:left w:val="single" w:sz="8" w:space="0" w:color="auto"/>
-              <w:bottom w:val="single" w:sz="8" w:space="0" w:color="auto"/>
-              <w:right w:val="single" w:sz="8" w:space="0" w:color="auto"/>
-            </w:tcBorders>
-            <w:vAlign w:val="center"/>
-          </w:tcPr>
-          <w:p>
-            <w:pPr>
-              <w:jc w:val="center"/>
-              <w:cnfStyle w:val="000000000000" w:firstRow="0" w:lastRow="0" w:firstColumn="0" w:lastColumn="0" w:oddVBand="0" w:evenVBand="0" w:oddHBand="0" w:evenHBand="0" w:firstRowFirstColumn="0" w:firstRowLastColumn="0" w:lastRowFirstColumn="0" w:lastRowLastColumn="0"/>
-              <w:rPr>
-                <w:sz w:val="20"/>
-                <w:szCs w:val="20"/>
-              </w:rPr>
-            </w:pPr>
-          </w:p>
-          <w:tbl>
-            <w:tblPr>
-              <w:tblW w:w="130" w:type="dxa"/>
-              <w:tblCellSpacing w:w="15" w:type="dxa"/>
-              <w:tblInd w:w="6" w:type="dxa"/>
-              <w:tblCellMar>
-                <w:top w:w="15" w:type="dxa"/>
-                <w:left w:w="15" w:type="dxa"/>
-                <w:bottom w:w="15" w:type="dxa"/>
-                <w:right w:w="15" w:type="dxa"/>
-              </w:tblCellMar>
-              <w:tblLook w:val="04A0" w:firstRow="1" w:lastRow="0" w:firstColumn="1" w:lastColumn="0" w:noHBand="0" w:noVBand="1"/>
-            </w:tblPr>
-            <w:tblGrid>
-              <w:gridCol w:w="130"/>
-            </w:tblGrid>
-            <w:tr>
-              <w:trPr>
-                <w:tblCellSpacing w:w="15" w:type="dxa"/>
-              </w:trPr>
-              <w:tc>
-                <w:tcPr>
-                  <w:tcW w:w="0" w:type="auto"/>
-                  <w:vAlign w:val="center"/>
-                  <w:hideMark/>
-                </w:tcPr>
-                <w:p>
-                  <w:pPr>
-                    <w:jc w:val="center"/>
-                    <w:rPr>
-                      <w:sz w:val="20"/>
-                      <w:szCs w:val="20"/>
-                    </w:rPr>
-                  </w:pPr>
-                </w:p>
-              </w:tc>
-            </w:tr>
-          </w:tbl>
-          <w:p>
-            <w:pPr>
-              <w:jc w:val="center"/>
-              <w:cnfStyle w:val="000000000000" w:firstRow="0" w:lastRow="0" w:firstColumn="0" w:lastColumn="0" w:oddVBand="0" w:evenVBand="0" w:oddHBand="0" w:evenHBand="0" w:firstRowFirstColumn="0" w:firstRowLastColumn="0" w:lastRowFirstColumn="0" w:lastRowLastColumn="0"/>
-              <w:rPr>
-                <w:vanish/>
-                <w:sz w:val="20"/>
-                <w:szCs w:val="20"/>
-              </w:rPr>
-            </w:pPr>
-          </w:p>
-          <w:tbl>
-            <w:tblPr>
-              <w:tblW w:w="3716" w:type="dxa"/>
-              <w:tblCellSpacing w:w="15" w:type="dxa"/>
-              <w:tblInd w:w="6" w:type="dxa"/>
-              <w:tblCellMar>
-                <w:top w:w="15" w:type="dxa"/>
-                <w:left w:w="15" w:type="dxa"/>
-                <w:bottom w:w="15" w:type="dxa"/>
-                <w:right w:w="15" w:type="dxa"/>
-              </w:tblCellMar>
-              <w:tblLook w:val="04A0" w:firstRow="1" w:lastRow="0" w:firstColumn="1" w:lastColumn="0" w:noHBand="0" w:noVBand="1"/>
-            </w:tblPr>
-            <w:tblGrid>
-              <w:gridCol w:w="3716"/>
-            </w:tblGrid>
-            <w:tr>
-              <w:trPr>
-                <w:trHeight w:val="484"/>
-                <w:tblCellSpacing w:w="15" w:type="dxa"/>
-              </w:trPr>
-              <w:tc>
-                <w:tcPr>
-                  <w:tcW w:w="0" w:type="auto"/>
-                  <w:vAlign w:val="center"/>
-                  <w:hideMark/>
-                </w:tcPr>
-                <w:p>
-                  <w:pPr>
-                    <w:jc w:val="center"/>
-                    <w:rPr>
-                      <w:sz w:val="20"/>
-                      <w:szCs w:val="20"/>
-                    </w:rPr>
-                  </w:pPr>
-                  <w:r>
-                    <w:rPr>
-                      <w:sz w:val="20"/>
-                      <w:szCs w:val="20"/>
-                    </w:rPr>
-                    <w:t>Omogućuje sortiranje oglasa prema cijeni</w:t>
-                  </w:r>
-                  <w:r>
-                    <w:rPr>
-                      <w:sz w:val="20"/>
-                      <w:szCs w:val="20"/>
-                    </w:rPr>
-                    <w:t>, kategoriji</w:t>
-                  </w:r>
-                  <w:r>
-                    <w:rPr>
-                      <w:sz w:val="20"/>
-                      <w:szCs w:val="20"/>
-                    </w:rPr>
-                    <w:t>.</w:t>
-                  </w:r>
-                </w:p>
-              </w:tc>
-            </w:tr>
-          </w:tbl>
-          <w:p>
-            <w:pPr>
-              <w:jc w:val="center"/>
-              <w:cnfStyle w:val="000000000000" w:firstRow="0" w:lastRow="0" w:firstColumn="0" w:lastColumn="0" w:oddVBand="0" w:evenVBand="0" w:oddHBand="0" w:evenHBand="0" w:firstRowFirstColumn="0" w:firstRowLastColumn="0" w:lastRowFirstColumn="0" w:lastRowLastColumn="0"/>
-              <w:rPr>
-                <w:sz w:val="20"/>
-                <w:szCs w:val="20"/>
-              </w:rPr>
-            </w:pPr>
-            <w:r>
-              <w:rPr>
-                <w:sz w:val="20"/>
-                <w:szCs w:val="20"/>
-              </w:rPr>
-              <w:t xml:space="preserve"> </w:t>
-            </w:r>
-          </w:p>
-        </w:tc>
-      </w:tr>
-      <w:tr>
-        <w:trPr>
-          <w:cnfStyle w:val="000000100000" w:firstRow="0" w:lastRow="0" w:firstColumn="0" w:lastColumn="0" w:oddVBand="0" w:evenVBand="0" w:oddHBand="1" w:evenHBand="0" w:firstRowFirstColumn="0" w:firstRowLastColumn="0" w:lastRowFirstColumn="0" w:lastRowLastColumn="0"/>
-          <w:trHeight w:val="1264"/>
-        </w:trPr>
-        <w:tc>
-          <w:tcPr>
-            <w:cnfStyle w:val="001000000000" w:firstRow="0" w:lastRow="0" w:firstColumn="1" w:lastColumn="0" w:oddVBand="0" w:evenVBand="0" w:oddHBand="0" w:evenHBand="0" w:firstRowFirstColumn="0" w:firstRowLastColumn="0" w:lastRowFirstColumn="0" w:lastRowLastColumn="0"/>
-            <w:tcW w:w="630" w:type="dxa"/>
-            <w:tcBorders>
-              <w:top w:val="single" w:sz="8" w:space="0" w:color="auto"/>
-              <w:left w:val="single" w:sz="8" w:space="0" w:color="auto"/>
-              <w:bottom w:val="single" w:sz="8" w:space="0" w:color="auto"/>
-              <w:right w:val="single" w:sz="8" w:space="0" w:color="auto"/>
-            </w:tcBorders>
-            <w:vAlign w:val="center"/>
-          </w:tcPr>
-          <w:p>
-            <w:pPr>
-              <w:spacing w:before="480" w:line="300" w:lineRule="exact"/>
-              <w:jc w:val="center"/>
-              <w:rPr>
-                <w:sz w:val="20"/>
-                <w:szCs w:val="20"/>
-              </w:rPr>
-            </w:pPr>
-            <w:r>
-              <w:rPr>
-                <w:sz w:val="20"/>
-                <w:szCs w:val="20"/>
-              </w:rPr>
-              <w:t>7.</w:t>
-            </w:r>
-          </w:p>
-        </w:tc>
-        <w:tc>
-          <w:tcPr>
-            <w:tcW w:w="1631" w:type="dxa"/>
-            <w:tcBorders>
-              <w:top w:val="single" w:sz="8" w:space="0" w:color="auto"/>
-              <w:left w:val="single" w:sz="8" w:space="0" w:color="auto"/>
-              <w:bottom w:val="single" w:sz="8" w:space="0" w:color="auto"/>
-              <w:right w:val="single" w:sz="8" w:space="0" w:color="auto"/>
-            </w:tcBorders>
-            <w:vAlign w:val="center"/>
-          </w:tcPr>
-          <w:p>
-            <w:pPr>
-              <w:spacing w:before="480" w:line="240" w:lineRule="atLeast"/>
-              <w:jc w:val="center"/>
-              <w:cnfStyle w:val="000000100000" w:firstRow="0" w:lastRow="0" w:firstColumn="0" w:lastColumn="0" w:oddVBand="0" w:evenVBand="0" w:oddHBand="1" w:evenHBand="0" w:firstRowFirstColumn="0" w:firstRowLastColumn="0" w:lastRowFirstColumn="0" w:lastRowLastColumn="0"/>
-              <w:rPr>
-                <w:sz w:val="20"/>
-                <w:szCs w:val="20"/>
-              </w:rPr>
-            </w:pPr>
-            <w:r>
-              <w:rPr>
-                <w:sz w:val="20"/>
-                <w:szCs w:val="20"/>
-              </w:rPr>
-              <w:t>Korisnik</w:t>
-            </w:r>
-          </w:p>
-        </w:tc>
-        <w:tc>
-          <w:tcPr>
-            <w:tcW w:w="2819" w:type="dxa"/>
-            <w:tcBorders>
-              <w:top w:val="single" w:sz="8" w:space="0" w:color="auto"/>
-              <w:left w:val="single" w:sz="8" w:space="0" w:color="auto"/>
-              <w:bottom w:val="single" w:sz="8" w:space="0" w:color="auto"/>
-              <w:right w:val="single" w:sz="8" w:space="0" w:color="auto"/>
-            </w:tcBorders>
-            <w:vAlign w:val="center"/>
-          </w:tcPr>
-          <w:tbl>
-            <w:tblPr>
-              <w:tblW w:w="130" w:type="dxa"/>
-              <w:tblCellSpacing w:w="15" w:type="dxa"/>
-              <w:tblInd w:w="6" w:type="dxa"/>
-              <w:tblCellMar>
-                <w:top w:w="15" w:type="dxa"/>
-                <w:left w:w="15" w:type="dxa"/>
-                <w:bottom w:w="15" w:type="dxa"/>
-                <w:right w:w="15" w:type="dxa"/>
-              </w:tblCellMar>
-              <w:tblLook w:val="04A0" w:firstRow="1" w:lastRow="0" w:firstColumn="1" w:lastColumn="0" w:noHBand="0" w:noVBand="1"/>
-            </w:tblPr>
-            <w:tblGrid>
-              <w:gridCol w:w="130"/>
-            </w:tblGrid>
-            <w:tr>
-              <w:trPr>
-                <w:tblCellSpacing w:w="15" w:type="dxa"/>
-              </w:trPr>
-              <w:tc>
-                <w:tcPr>
-                  <w:tcW w:w="0" w:type="auto"/>
-                  <w:vAlign w:val="center"/>
-                  <w:hideMark/>
-                </w:tcPr>
-                <w:p>
-                  <w:pPr>
-                    <w:spacing w:before="480" w:line="240" w:lineRule="atLeast"/>
-                    <w:jc w:val="center"/>
-                    <w:rPr>
-                      <w:sz w:val="20"/>
-                      <w:szCs w:val="20"/>
-                    </w:rPr>
-                  </w:pPr>
-                </w:p>
-              </w:tc>
-            </w:tr>
-          </w:tbl>
-          <w:tbl>
-            <w:tblPr>
-              <w:tblpPr w:leftFromText="180" w:rightFromText="180" w:vertAnchor="text" w:horzAnchor="margin" w:tblpY="-290"/>
-              <w:tblOverlap w:val="never"/>
-              <w:tblW w:w="2561" w:type="dxa"/>
-              <w:tblCellSpacing w:w="15" w:type="dxa"/>
-              <w:tblCellMar>
-                <w:top w:w="15" w:type="dxa"/>
-                <w:left w:w="15" w:type="dxa"/>
-                <w:bottom w:w="15" w:type="dxa"/>
-                <w:right w:w="15" w:type="dxa"/>
-              </w:tblCellMar>
-              <w:tblLook w:val="04A0" w:firstRow="1" w:lastRow="0" w:firstColumn="1" w:lastColumn="0" w:noHBand="0" w:noVBand="1"/>
-            </w:tblPr>
-            <w:tblGrid>
-              <w:gridCol w:w="2561"/>
-            </w:tblGrid>
-            <w:tr>
-              <w:trPr>
-                <w:trHeight w:val="727"/>
-                <w:tblCellSpacing w:w="15" w:type="dxa"/>
-              </w:trPr>
-              <w:tc>
-                <w:tcPr>
-                  <w:tcW w:w="0" w:type="auto"/>
-                  <w:vAlign w:val="center"/>
-                  <w:hideMark/>
-                </w:tcPr>
-                <w:p>
-                  <w:pPr>
-                    <w:spacing w:before="480" w:line="240" w:lineRule="atLeast"/>
-                    <w:jc w:val="center"/>
-                    <w:rPr>
-                      <w:sz w:val="20"/>
-                      <w:szCs w:val="20"/>
-                    </w:rPr>
-                  </w:pPr>
-                  <w:r>
-                    <w:rPr>
-                      <w:sz w:val="20"/>
-                      <w:szCs w:val="20"/>
-                    </w:rPr>
-                    <w:t>Pregled detalja oglasa</w:t>
-                  </w:r>
-                </w:p>
-              </w:tc>
-            </w:tr>
-          </w:tbl>
-          <w:p>
-            <w:pPr>
-              <w:spacing w:before="480" w:line="240" w:lineRule="atLeast"/>
-              <w:jc w:val="center"/>
-              <w:cnfStyle w:val="000000100000" w:firstRow="0" w:lastRow="0" w:firstColumn="0" w:lastColumn="0" w:oddVBand="0" w:evenVBand="0" w:oddHBand="1" w:evenHBand="0" w:firstRowFirstColumn="0" w:firstRowLastColumn="0" w:lastRowFirstColumn="0" w:lastRowLastColumn="0"/>
-              <w:rPr>
-                <w:vanish/>
-                <w:sz w:val="20"/>
-                <w:szCs w:val="20"/>
-              </w:rPr>
-            </w:pPr>
-          </w:p>
-          <w:p>
-            <w:pPr>
-              <w:spacing w:before="480" w:line="240" w:lineRule="atLeast"/>
-              <w:jc w:val="center"/>
-              <w:cnfStyle w:val="000000100000" w:firstRow="0" w:lastRow="0" w:firstColumn="0" w:lastColumn="0" w:oddVBand="0" w:evenVBand="0" w:oddHBand="1" w:evenHBand="0" w:firstRowFirstColumn="0" w:firstRowLastColumn="0" w:lastRowFirstColumn="0" w:lastRowLastColumn="0"/>
-              <w:rPr>
-                <w:sz w:val="20"/>
-                <w:szCs w:val="20"/>
-              </w:rPr>
-            </w:pPr>
-          </w:p>
-        </w:tc>
-        <w:tc>
-          <w:tcPr>
-            <w:tcW w:w="3972" w:type="dxa"/>
-            <w:tcBorders>
-              <w:top w:val="single" w:sz="8" w:space="0" w:color="auto"/>
-              <w:left w:val="single" w:sz="8" w:space="0" w:color="auto"/>
-              <w:bottom w:val="single" w:sz="8" w:space="0" w:color="auto"/>
-              <w:right w:val="single" w:sz="8" w:space="0" w:color="auto"/>
-            </w:tcBorders>
-            <w:vAlign w:val="center"/>
-          </w:tcPr>
-          <w:p>
-            <w:pPr>
-              <w:jc w:val="center"/>
-              <w:cnfStyle w:val="000000100000" w:firstRow="0" w:lastRow="0" w:firstColumn="0" w:lastColumn="0" w:oddVBand="0" w:evenVBand="0" w:oddHBand="1" w:evenHBand="0" w:firstRowFirstColumn="0" w:firstRowLastColumn="0" w:lastRowFirstColumn="0" w:lastRowLastColumn="0"/>
-              <w:rPr>
-                <w:sz w:val="20"/>
-                <w:szCs w:val="20"/>
-              </w:rPr>
-            </w:pPr>
-          </w:p>
-          <w:p>
-            <w:pPr>
-              <w:jc w:val="center"/>
-              <w:cnfStyle w:val="000000100000" w:firstRow="0" w:lastRow="0" w:firstColumn="0" w:lastColumn="0" w:oddVBand="0" w:evenVBand="0" w:oddHBand="1" w:evenHBand="0" w:firstRowFirstColumn="0" w:firstRowLastColumn="0" w:lastRowFirstColumn="0" w:lastRowLastColumn="0"/>
-              <w:rPr>
-                <w:sz w:val="20"/>
-                <w:szCs w:val="20"/>
-              </w:rPr>
-            </w:pPr>
-            <w:r>
-              <w:rPr>
-                <w:sz w:val="20"/>
-                <w:szCs w:val="20"/>
-              </w:rPr>
-              <w:t>Prikazuje detaljne informacije o proizvodu (opis, slike, cijena, kategorija).</w:t>
-            </w:r>
-          </w:p>
-        </w:tc>
-      </w:tr>
-      <w:tr>
-        <w:trPr>
-          <w:trHeight w:val="909"/>
-        </w:trPr>
-        <w:tc>
-          <w:tcPr>
-            <w:cnfStyle w:val="001000000000" w:firstRow="0" w:lastRow="0" w:firstColumn="1" w:lastColumn="0" w:oddVBand="0" w:evenVBand="0" w:oddHBand="0" w:evenHBand="0" w:firstRowFirstColumn="0" w:firstRowLastColumn="0" w:lastRowFirstColumn="0" w:lastRowLastColumn="0"/>
-            <w:tcW w:w="630" w:type="dxa"/>
-            <w:tcBorders>
-              <w:top w:val="single" w:sz="8" w:space="0" w:color="auto"/>
-              <w:left w:val="single" w:sz="8" w:space="0" w:color="auto"/>
-              <w:bottom w:val="single" w:sz="8" w:space="0" w:color="auto"/>
-              <w:right w:val="single" w:sz="8" w:space="0" w:color="auto"/>
-            </w:tcBorders>
-            <w:vAlign w:val="center"/>
-          </w:tcPr>
-          <w:p>
-            <w:pPr>
-              <w:spacing w:before="480" w:line="300" w:lineRule="exact"/>
-              <w:jc w:val="center"/>
-              <w:rPr>
-                <w:sz w:val="20"/>
-                <w:szCs w:val="20"/>
-              </w:rPr>
-            </w:pPr>
-            <w:r>
-              <w:rPr>
-                <w:sz w:val="20"/>
-                <w:szCs w:val="20"/>
-              </w:rPr>
-              <w:t>8.</w:t>
-            </w:r>
-          </w:p>
-        </w:tc>
-        <w:tc>
-          <w:tcPr>
-            <w:tcW w:w="1631" w:type="dxa"/>
-            <w:tcBorders>
-              <w:top w:val="single" w:sz="8" w:space="0" w:color="auto"/>
-              <w:left w:val="single" w:sz="8" w:space="0" w:color="auto"/>
-              <w:bottom w:val="single" w:sz="8" w:space="0" w:color="auto"/>
-              <w:right w:val="single" w:sz="8" w:space="0" w:color="auto"/>
-            </w:tcBorders>
-            <w:vAlign w:val="center"/>
-          </w:tcPr>
-          <w:p>
-            <w:pPr>
-              <w:spacing w:before="480" w:line="240" w:lineRule="atLeast"/>
-              <w:jc w:val="center"/>
-              <w:cnfStyle w:val="000000000000" w:firstRow="0" w:lastRow="0" w:firstColumn="0" w:lastColumn="0" w:oddVBand="0" w:evenVBand="0" w:oddHBand="0" w:evenHBand="0" w:firstRowFirstColumn="0" w:firstRowLastColumn="0" w:lastRowFirstColumn="0" w:lastRowLastColumn="0"/>
-              <w:rPr>
-                <w:sz w:val="20"/>
-                <w:szCs w:val="20"/>
-              </w:rPr>
-            </w:pPr>
-            <w:r>
-              <w:rPr>
-                <w:sz w:val="20"/>
-                <w:szCs w:val="20"/>
-              </w:rPr>
-              <w:t>Korisnik</w:t>
-            </w:r>
-          </w:p>
-        </w:tc>
-        <w:tc>
-          <w:tcPr>
-            <w:tcW w:w="2819" w:type="dxa"/>
-            <w:tcBorders>
-              <w:top w:val="single" w:sz="8" w:space="0" w:color="auto"/>
-              <w:left w:val="single" w:sz="8" w:space="0" w:color="auto"/>
-              <w:bottom w:val="single" w:sz="8" w:space="0" w:color="auto"/>
-              <w:right w:val="single" w:sz="8" w:space="0" w:color="auto"/>
-            </w:tcBorders>
-            <w:vAlign w:val="center"/>
-          </w:tcPr>
-          <w:p>
-            <w:pPr>
-              <w:spacing w:before="480" w:line="240" w:lineRule="atLeast"/>
-              <w:jc w:val="center"/>
-              <w:cnfStyle w:val="000000000000" w:firstRow="0" w:lastRow="0" w:firstColumn="0" w:lastColumn="0" w:oddVBand="0" w:evenVBand="0" w:oddHBand="0" w:evenHBand="0" w:firstRowFirstColumn="0" w:firstRowLastColumn="0" w:lastRowFirstColumn="0" w:lastRowLastColumn="0"/>
-              <w:rPr>
-                <w:sz w:val="20"/>
-                <w:szCs w:val="20"/>
-              </w:rPr>
-            </w:pPr>
-            <w:r>
-              <w:rPr>
-                <w:sz w:val="20"/>
-                <w:szCs w:val="20"/>
-              </w:rPr>
-              <w:t>Objavljivanje oglasa</w:t>
-            </w:r>
-          </w:p>
-        </w:tc>
-        <w:tc>
-          <w:tcPr>
-            <w:tcW w:w="3972" w:type="dxa"/>
-            <w:tcBorders>
-              <w:top w:val="single" w:sz="8" w:space="0" w:color="auto"/>
-              <w:left w:val="single" w:sz="8" w:space="0" w:color="auto"/>
-              <w:bottom w:val="single" w:sz="8" w:space="0" w:color="auto"/>
-              <w:right w:val="single" w:sz="8" w:space="0" w:color="auto"/>
-            </w:tcBorders>
-            <w:vAlign w:val="center"/>
-          </w:tcPr>
-          <w:tbl>
-            <w:tblPr>
-              <w:tblW w:w="130" w:type="dxa"/>
-              <w:tblCellSpacing w:w="15" w:type="dxa"/>
-              <w:tblInd w:w="6" w:type="dxa"/>
-              <w:tblCellMar>
-                <w:top w:w="15" w:type="dxa"/>
-                <w:left w:w="15" w:type="dxa"/>
-                <w:bottom w:w="15" w:type="dxa"/>
-                <w:right w:w="15" w:type="dxa"/>
-              </w:tblCellMar>
-              <w:tblLook w:val="04A0" w:firstRow="1" w:lastRow="0" w:firstColumn="1" w:lastColumn="0" w:noHBand="0" w:noVBand="1"/>
-            </w:tblPr>
-            <w:tblGrid>
-              <w:gridCol w:w="130"/>
-            </w:tblGrid>
-            <w:tr>
-              <w:trPr>
-                <w:tblCellSpacing w:w="15" w:type="dxa"/>
-              </w:trPr>
-              <w:tc>
-                <w:tcPr>
-                  <w:tcW w:w="0" w:type="auto"/>
-                  <w:vAlign w:val="center"/>
-                  <w:hideMark/>
-                </w:tcPr>
-                <w:p>
-                  <w:pPr>
-                    <w:jc w:val="center"/>
-                    <w:rPr>
-                      <w:sz w:val="20"/>
-                      <w:szCs w:val="20"/>
-                    </w:rPr>
-                  </w:pPr>
-                </w:p>
-              </w:tc>
-            </w:tr>
-          </w:tbl>
-          <w:p>
-            <w:pPr>
-              <w:jc w:val="center"/>
-              <w:cnfStyle w:val="000000000000" w:firstRow="0" w:lastRow="0" w:firstColumn="0" w:lastColumn="0" w:oddVBand="0" w:evenVBand="0" w:oddHBand="0" w:evenHBand="0" w:firstRowFirstColumn="0" w:firstRowLastColumn="0" w:lastRowFirstColumn="0" w:lastRowLastColumn="0"/>
               <w:rPr>
                 <w:vanish/>
                 <w:sz w:val="20"/>
@@ -3352,12 +2884,136 @@
           <w:p>
             <w:pPr>
               <w:jc w:val="center"/>
+              <w:cnfStyle w:val="000000100000" w:firstRow="0" w:lastRow="0" w:firstColumn="0" w:lastColumn="0" w:oddVBand="0" w:evenVBand="0" w:oddHBand="1" w:evenHBand="0" w:firstRowFirstColumn="0" w:firstRowLastColumn="0" w:lastRowFirstColumn="0" w:lastRowLastColumn="0"/>
+              <w:rPr>
+                <w:sz w:val="20"/>
+                <w:szCs w:val="20"/>
+              </w:rPr>
+            </w:pPr>
+          </w:p>
+        </w:tc>
+      </w:tr>
+      <w:tr>
+        <w:trPr>
+          <w:trHeight w:val="909"/>
+        </w:trPr>
+        <w:tc>
+          <w:tcPr>
+            <w:cnfStyle w:val="001000000000" w:firstRow="0" w:lastRow="0" w:firstColumn="1" w:lastColumn="0" w:oddVBand="0" w:evenVBand="0" w:oddHBand="0" w:evenHBand="0" w:firstRowFirstColumn="0" w:firstRowLastColumn="0" w:lastRowFirstColumn="0" w:lastRowLastColumn="0"/>
+            <w:tcW w:w="630" w:type="dxa"/>
+            <w:tcBorders>
+              <w:top w:val="single" w:sz="8" w:space="0" w:color="auto"/>
+              <w:left w:val="single" w:sz="8" w:space="0" w:color="auto"/>
+              <w:bottom w:val="single" w:sz="8" w:space="0" w:color="auto"/>
+              <w:right w:val="single" w:sz="8" w:space="0" w:color="auto"/>
+            </w:tcBorders>
+            <w:vAlign w:val="center"/>
+          </w:tcPr>
+          <w:p>
+            <w:pPr>
+              <w:spacing w:before="480" w:line="300" w:lineRule="exact"/>
+              <w:jc w:val="center"/>
+              <w:rPr>
+                <w:sz w:val="20"/>
+                <w:szCs w:val="20"/>
+              </w:rPr>
+            </w:pPr>
+            <w:r>
+              <w:rPr>
+                <w:sz w:val="20"/>
+                <w:szCs w:val="20"/>
+              </w:rPr>
+              <w:t>7.</w:t>
+            </w:r>
+          </w:p>
+        </w:tc>
+        <w:tc>
+          <w:tcPr>
+            <w:tcW w:w="1631" w:type="dxa"/>
+            <w:tcBorders>
+              <w:top w:val="single" w:sz="8" w:space="0" w:color="auto"/>
+              <w:left w:val="single" w:sz="8" w:space="0" w:color="auto"/>
+              <w:bottom w:val="single" w:sz="8" w:space="0" w:color="auto"/>
+              <w:right w:val="single" w:sz="8" w:space="0" w:color="auto"/>
+            </w:tcBorders>
+            <w:vAlign w:val="center"/>
+          </w:tcPr>
+          <w:p>
+            <w:pPr>
+              <w:spacing w:before="480" w:line="240" w:lineRule="atLeast"/>
+              <w:jc w:val="center"/>
               <w:cnfStyle w:val="000000000000" w:firstRow="0" w:lastRow="0" w:firstColumn="0" w:lastColumn="0" w:oddVBand="0" w:evenVBand="0" w:oddHBand="0" w:evenHBand="0" w:firstRowFirstColumn="0" w:firstRowLastColumn="0" w:lastRowFirstColumn="0" w:lastRowLastColumn="0"/>
               <w:rPr>
                 <w:sz w:val="20"/>
                 <w:szCs w:val="20"/>
               </w:rPr>
             </w:pPr>
+            <w:r>
+              <w:rPr>
+                <w:sz w:val="20"/>
+                <w:szCs w:val="20"/>
+              </w:rPr>
+              <w:t>Korisnik</w:t>
+            </w:r>
+          </w:p>
+        </w:tc>
+        <w:tc>
+          <w:tcPr>
+            <w:tcW w:w="2819" w:type="dxa"/>
+            <w:tcBorders>
+              <w:top w:val="single" w:sz="8" w:space="0" w:color="auto"/>
+              <w:left w:val="single" w:sz="8" w:space="0" w:color="auto"/>
+              <w:bottom w:val="single" w:sz="8" w:space="0" w:color="auto"/>
+              <w:right w:val="single" w:sz="8" w:space="0" w:color="auto"/>
+            </w:tcBorders>
+            <w:vAlign w:val="center"/>
+          </w:tcPr>
+          <w:p>
+            <w:pPr>
+              <w:spacing w:before="480" w:line="240" w:lineRule="atLeast"/>
+              <w:jc w:val="center"/>
+              <w:cnfStyle w:val="000000000000" w:firstRow="0" w:lastRow="0" w:firstColumn="0" w:lastColumn="0" w:oddVBand="0" w:evenVBand="0" w:oddHBand="0" w:evenHBand="0" w:firstRowFirstColumn="0" w:firstRowLastColumn="0" w:lastRowFirstColumn="0" w:lastRowLastColumn="0"/>
+              <w:rPr>
+                <w:sz w:val="20"/>
+                <w:szCs w:val="20"/>
+              </w:rPr>
+            </w:pPr>
+            <w:r>
+              <w:rPr>
+                <w:sz w:val="20"/>
+                <w:szCs w:val="20"/>
+              </w:rPr>
+              <w:t>Uređivanje oglasa</w:t>
+            </w:r>
+          </w:p>
+        </w:tc>
+        <w:tc>
+          <w:tcPr>
+            <w:tcW w:w="3972" w:type="dxa"/>
+            <w:tcBorders>
+              <w:top w:val="single" w:sz="8" w:space="0" w:color="auto"/>
+              <w:left w:val="single" w:sz="8" w:space="0" w:color="auto"/>
+              <w:bottom w:val="single" w:sz="8" w:space="0" w:color="auto"/>
+              <w:right w:val="single" w:sz="8" w:space="0" w:color="auto"/>
+            </w:tcBorders>
+            <w:vAlign w:val="center"/>
+          </w:tcPr>
+          <w:p>
+            <w:pPr>
+              <w:jc w:val="center"/>
+              <w:cnfStyle w:val="000000000000" w:firstRow="0" w:lastRow="0" w:firstColumn="0" w:lastColumn="0" w:oddVBand="0" w:evenVBand="0" w:oddHBand="0" w:evenHBand="0" w:firstRowFirstColumn="0" w:firstRowLastColumn="0" w:lastRowFirstColumn="0" w:lastRowLastColumn="0"/>
+              <w:rPr>
+                <w:sz w:val="20"/>
+                <w:szCs w:val="20"/>
+              </w:rPr>
+            </w:pPr>
+            <w:r>
+              <w:rPr>
+                <w:sz w:val="20"/>
+                <w:szCs w:val="20"/>
+              </w:rPr>
+              <w:t>Omogućuje izmjenu podataka postojećeg oglasa.</w:t>
+            </w:r>
           </w:p>
         </w:tc>
       </w:tr>
@@ -3392,7 +3048,14 @@
                 <w:sz w:val="20"/>
                 <w:szCs w:val="20"/>
               </w:rPr>
-              <w:t>9.</w:t>
+              <w:t>8</w:t>
+            </w:r>
+            <w:r>
+              <w:rPr>
+                <w:sz w:val="20"/>
+                <w:szCs w:val="20"/>
+              </w:rPr>
+              <w:t>.</w:t>
             </w:r>
           </w:p>
         </w:tc>
@@ -3437,107 +3100,38 @@
             </w:tcBorders>
             <w:vAlign w:val="center"/>
           </w:tcPr>
-          <w:tbl>
-            <w:tblPr>
-              <w:tblW w:w="130" w:type="dxa"/>
-              <w:tblCellSpacing w:w="15" w:type="dxa"/>
-              <w:tblInd w:w="6" w:type="dxa"/>
-              <w:tblCellMar>
-                <w:top w:w="15" w:type="dxa"/>
-                <w:left w:w="15" w:type="dxa"/>
-                <w:bottom w:w="15" w:type="dxa"/>
-                <w:right w:w="15" w:type="dxa"/>
-              </w:tblCellMar>
-              <w:tblLook w:val="04A0" w:firstRow="1" w:lastRow="0" w:firstColumn="1" w:lastColumn="0" w:noHBand="0" w:noVBand="1"/>
-            </w:tblPr>
-            <w:tblGrid>
-              <w:gridCol w:w="130"/>
-            </w:tblGrid>
-            <w:tr>
-              <w:trPr>
-                <w:tblCellSpacing w:w="15" w:type="dxa"/>
-              </w:trPr>
-              <w:tc>
-                <w:tcPr>
-                  <w:tcW w:w="0" w:type="auto"/>
-                  <w:vAlign w:val="center"/>
-                  <w:hideMark/>
-                </w:tcPr>
-                <w:p>
-                  <w:pPr>
-                    <w:spacing w:before="480" w:line="240" w:lineRule="atLeast"/>
-                    <w:jc w:val="center"/>
-                    <w:rPr>
-                      <w:sz w:val="20"/>
-                      <w:szCs w:val="20"/>
-                    </w:rPr>
-                  </w:pPr>
-                </w:p>
-              </w:tc>
-            </w:tr>
-          </w:tbl>
           <w:p>
             <w:pPr>
               <w:spacing w:before="480" w:line="240" w:lineRule="atLeast"/>
               <w:jc w:val="center"/>
               <w:cnfStyle w:val="000000100000" w:firstRow="0" w:lastRow="0" w:firstColumn="0" w:lastColumn="0" w:oddVBand="0" w:evenVBand="0" w:oddHBand="1" w:evenHBand="0" w:firstRowFirstColumn="0" w:firstRowLastColumn="0" w:lastRowFirstColumn="0" w:lastRowLastColumn="0"/>
               <w:rPr>
-                <w:vanish/>
-                <w:sz w:val="20"/>
-                <w:szCs w:val="20"/>
-              </w:rPr>
-            </w:pPr>
-          </w:p>
-          <w:tbl>
-            <w:tblPr>
-              <w:tblW w:w="2113" w:type="dxa"/>
-              <w:tblCellSpacing w:w="15" w:type="dxa"/>
-              <w:tblInd w:w="6" w:type="dxa"/>
-              <w:tblCellMar>
-                <w:top w:w="15" w:type="dxa"/>
-                <w:left w:w="15" w:type="dxa"/>
-                <w:bottom w:w="15" w:type="dxa"/>
-                <w:right w:w="15" w:type="dxa"/>
-              </w:tblCellMar>
-              <w:tblLook w:val="04A0" w:firstRow="1" w:lastRow="0" w:firstColumn="1" w:lastColumn="0" w:noHBand="0" w:noVBand="1"/>
-            </w:tblPr>
-            <w:tblGrid>
-              <w:gridCol w:w="2113"/>
-            </w:tblGrid>
-            <w:tr>
-              <w:trPr>
-                <w:trHeight w:val="727"/>
-                <w:tblCellSpacing w:w="15" w:type="dxa"/>
-              </w:trPr>
-              <w:tc>
-                <w:tcPr>
-                  <w:tcW w:w="0" w:type="auto"/>
-                  <w:vAlign w:val="center"/>
-                  <w:hideMark/>
-                </w:tcPr>
-                <w:p>
-                  <w:pPr>
-                    <w:spacing w:before="480" w:line="240" w:lineRule="atLeast"/>
-                    <w:jc w:val="center"/>
-                    <w:rPr>
-                      <w:sz w:val="20"/>
-                      <w:szCs w:val="20"/>
-                    </w:rPr>
-                  </w:pPr>
-                  <w:r>
-                    <w:rPr>
-                      <w:sz w:val="20"/>
-                      <w:szCs w:val="20"/>
-                    </w:rPr>
-                    <w:t>Uređivanje oglasa</w:t>
-                  </w:r>
-                </w:p>
-              </w:tc>
-            </w:tr>
-          </w:tbl>
-          <w:p>
-            <w:pPr>
-              <w:spacing w:before="480" w:line="240" w:lineRule="atLeast"/>
+                <w:sz w:val="20"/>
+                <w:szCs w:val="20"/>
+              </w:rPr>
+            </w:pPr>
+            <w:r>
+              <w:rPr>
+                <w:sz w:val="20"/>
+                <w:szCs w:val="20"/>
+              </w:rPr>
+              <w:t>Brisanje oglasa</w:t>
+            </w:r>
+          </w:p>
+        </w:tc>
+        <w:tc>
+          <w:tcPr>
+            <w:tcW w:w="3972" w:type="dxa"/>
+            <w:tcBorders>
+              <w:top w:val="single" w:sz="8" w:space="0" w:color="auto"/>
+              <w:left w:val="single" w:sz="8" w:space="0" w:color="auto"/>
+              <w:bottom w:val="single" w:sz="8" w:space="0" w:color="auto"/>
+              <w:right w:val="single" w:sz="8" w:space="0" w:color="auto"/>
+            </w:tcBorders>
+            <w:vAlign w:val="center"/>
+          </w:tcPr>
+          <w:p>
+            <w:pPr>
               <w:jc w:val="center"/>
               <w:cnfStyle w:val="000000100000" w:firstRow="0" w:lastRow="0" w:firstColumn="0" w:lastColumn="0" w:oddVBand="0" w:evenVBand="0" w:oddHBand="1" w:evenHBand="0" w:firstRowFirstColumn="0" w:firstRowLastColumn="0" w:lastRowFirstColumn="0" w:lastRowLastColumn="0"/>
               <w:rPr>
@@ -3545,34 +3139,12 @@
                 <w:szCs w:val="20"/>
               </w:rPr>
             </w:pPr>
-          </w:p>
-        </w:tc>
-        <w:tc>
-          <w:tcPr>
-            <w:tcW w:w="3972" w:type="dxa"/>
-            <w:tcBorders>
-              <w:top w:val="single" w:sz="8" w:space="0" w:color="auto"/>
-              <w:left w:val="single" w:sz="8" w:space="0" w:color="auto"/>
-              <w:bottom w:val="single" w:sz="8" w:space="0" w:color="auto"/>
-              <w:right w:val="single" w:sz="8" w:space="0" w:color="auto"/>
-            </w:tcBorders>
-            <w:vAlign w:val="center"/>
-          </w:tcPr>
-          <w:p>
-            <w:pPr>
-              <w:jc w:val="center"/>
-              <w:cnfStyle w:val="000000100000" w:firstRow="0" w:lastRow="0" w:firstColumn="0" w:lastColumn="0" w:oddVBand="0" w:evenVBand="0" w:oddHBand="1" w:evenHBand="0" w:firstRowFirstColumn="0" w:firstRowLastColumn="0" w:lastRowFirstColumn="0" w:lastRowLastColumn="0"/>
-              <w:rPr>
-                <w:sz w:val="20"/>
-                <w:szCs w:val="20"/>
-              </w:rPr>
-            </w:pPr>
-            <w:r>
-              <w:rPr>
-                <w:sz w:val="20"/>
-                <w:szCs w:val="20"/>
-              </w:rPr>
-              <w:t>Omogućuje izmjenu podataka postojećeg oglasa.</w:t>
+            <w:r>
+              <w:rPr>
+                <w:sz w:val="20"/>
+                <w:szCs w:val="20"/>
+              </w:rPr>
+              <w:t>Omogućuje uklanjanje vlastitog oglasa iz sustava.</w:t>
             </w:r>
           </w:p>
         </w:tc>
@@ -3607,7 +3179,14 @@
                 <w:sz w:val="20"/>
                 <w:szCs w:val="20"/>
               </w:rPr>
-              <w:t>10.</w:t>
+              <w:t>9</w:t>
+            </w:r>
+            <w:r>
+              <w:rPr>
+                <w:sz w:val="20"/>
+                <w:szCs w:val="20"/>
+              </w:rPr>
+              <w:t>.</w:t>
             </w:r>
           </w:p>
         </w:tc>
@@ -3657,131 +3236,6 @@
               <w:spacing w:before="480" w:line="240" w:lineRule="atLeast"/>
               <w:jc w:val="center"/>
               <w:cnfStyle w:val="000000000000" w:firstRow="0" w:lastRow="0" w:firstColumn="0" w:lastColumn="0" w:oddVBand="0" w:evenVBand="0" w:oddHBand="0" w:evenHBand="0" w:firstRowFirstColumn="0" w:firstRowLastColumn="0" w:lastRowFirstColumn="0" w:lastRowLastColumn="0"/>
-              <w:rPr>
-                <w:sz w:val="20"/>
-                <w:szCs w:val="20"/>
-              </w:rPr>
-            </w:pPr>
-            <w:r>
-              <w:rPr>
-                <w:sz w:val="20"/>
-                <w:szCs w:val="20"/>
-              </w:rPr>
-              <w:t>Brisanje oglasa</w:t>
-            </w:r>
-          </w:p>
-        </w:tc>
-        <w:tc>
-          <w:tcPr>
-            <w:tcW w:w="3972" w:type="dxa"/>
-            <w:tcBorders>
-              <w:top w:val="single" w:sz="8" w:space="0" w:color="auto"/>
-              <w:left w:val="single" w:sz="8" w:space="0" w:color="auto"/>
-              <w:bottom w:val="single" w:sz="8" w:space="0" w:color="auto"/>
-              <w:right w:val="single" w:sz="8" w:space="0" w:color="auto"/>
-            </w:tcBorders>
-            <w:vAlign w:val="center"/>
-          </w:tcPr>
-          <w:p>
-            <w:pPr>
-              <w:jc w:val="center"/>
-              <w:cnfStyle w:val="000000000000" w:firstRow="0" w:lastRow="0" w:firstColumn="0" w:lastColumn="0" w:oddVBand="0" w:evenVBand="0" w:oddHBand="0" w:evenHBand="0" w:firstRowFirstColumn="0" w:firstRowLastColumn="0" w:lastRowFirstColumn="0" w:lastRowLastColumn="0"/>
-              <w:rPr>
-                <w:sz w:val="20"/>
-                <w:szCs w:val="20"/>
-              </w:rPr>
-            </w:pPr>
-            <w:r>
-              <w:rPr>
-                <w:sz w:val="20"/>
-                <w:szCs w:val="20"/>
-              </w:rPr>
-              <w:t>Omogućuje uklanjanje vlastitog oglasa iz sustava.</w:t>
-            </w:r>
-          </w:p>
-        </w:tc>
-      </w:tr>
-      <w:tr>
-        <w:trPr>
-          <w:cnfStyle w:val="000000100000" w:firstRow="0" w:lastRow="0" w:firstColumn="0" w:lastColumn="0" w:oddVBand="0" w:evenVBand="0" w:oddHBand="1" w:evenHBand="0" w:firstRowFirstColumn="0" w:firstRowLastColumn="0" w:lastRowFirstColumn="0" w:lastRowLastColumn="0"/>
-          <w:trHeight w:val="909"/>
-        </w:trPr>
-        <w:tc>
-          <w:tcPr>
-            <w:cnfStyle w:val="001000000000" w:firstRow="0" w:lastRow="0" w:firstColumn="1" w:lastColumn="0" w:oddVBand="0" w:evenVBand="0" w:oddHBand="0" w:evenHBand="0" w:firstRowFirstColumn="0" w:firstRowLastColumn="0" w:lastRowFirstColumn="0" w:lastRowLastColumn="0"/>
-            <w:tcW w:w="630" w:type="dxa"/>
-            <w:tcBorders>
-              <w:top w:val="single" w:sz="8" w:space="0" w:color="auto"/>
-              <w:left w:val="single" w:sz="8" w:space="0" w:color="auto"/>
-              <w:bottom w:val="single" w:sz="8" w:space="0" w:color="auto"/>
-              <w:right w:val="single" w:sz="8" w:space="0" w:color="auto"/>
-            </w:tcBorders>
-            <w:vAlign w:val="center"/>
-          </w:tcPr>
-          <w:p>
-            <w:pPr>
-              <w:spacing w:before="480" w:line="300" w:lineRule="exact"/>
-              <w:jc w:val="center"/>
-              <w:rPr>
-                <w:sz w:val="20"/>
-                <w:szCs w:val="20"/>
-              </w:rPr>
-            </w:pPr>
-            <w:r>
-              <w:rPr>
-                <w:sz w:val="20"/>
-                <w:szCs w:val="20"/>
-              </w:rPr>
-              <w:t>11.</w:t>
-            </w:r>
-          </w:p>
-        </w:tc>
-        <w:tc>
-          <w:tcPr>
-            <w:tcW w:w="1631" w:type="dxa"/>
-            <w:tcBorders>
-              <w:top w:val="single" w:sz="8" w:space="0" w:color="auto"/>
-              <w:left w:val="single" w:sz="8" w:space="0" w:color="auto"/>
-              <w:bottom w:val="single" w:sz="8" w:space="0" w:color="auto"/>
-              <w:right w:val="single" w:sz="8" w:space="0" w:color="auto"/>
-            </w:tcBorders>
-            <w:vAlign w:val="center"/>
-          </w:tcPr>
-          <w:p>
-            <w:pPr>
-              <w:spacing w:before="480" w:line="240" w:lineRule="atLeast"/>
-              <w:jc w:val="center"/>
-              <w:cnfStyle w:val="000000100000" w:firstRow="0" w:lastRow="0" w:firstColumn="0" w:lastColumn="0" w:oddVBand="0" w:evenVBand="0" w:oddHBand="1" w:evenHBand="0" w:firstRowFirstColumn="0" w:firstRowLastColumn="0" w:lastRowFirstColumn="0" w:lastRowLastColumn="0"/>
-              <w:rPr>
-                <w:sz w:val="20"/>
-                <w:szCs w:val="20"/>
-              </w:rPr>
-            </w:pPr>
-            <w:r>
-              <w:rPr>
-                <w:sz w:val="20"/>
-                <w:szCs w:val="20"/>
-              </w:rPr>
-              <w:t>Korisnik</w:t>
-            </w:r>
-          </w:p>
-        </w:tc>
-        <w:tc>
-          <w:tcPr>
-            <w:tcW w:w="2819" w:type="dxa"/>
-            <w:tcBorders>
-              <w:top w:val="single" w:sz="8" w:space="0" w:color="auto"/>
-              <w:left w:val="single" w:sz="8" w:space="0" w:color="auto"/>
-              <w:bottom w:val="single" w:sz="8" w:space="0" w:color="auto"/>
-              <w:right w:val="single" w:sz="8" w:space="0" w:color="auto"/>
-            </w:tcBorders>
-            <w:vAlign w:val="center"/>
-          </w:tcPr>
-          <w:p>
-            <w:pPr>
-              <w:spacing w:before="480" w:line="240" w:lineRule="atLeast"/>
-              <w:jc w:val="center"/>
-              <w:cnfStyle w:val="000000100000" w:firstRow="0" w:lastRow="0" w:firstColumn="0" w:lastColumn="0" w:oddVBand="0" w:evenVBand="0" w:oddHBand="1" w:evenHBand="0" w:firstRowFirstColumn="0" w:firstRowLastColumn="0" w:lastRowFirstColumn="0" w:lastRowLastColumn="0"/>
               <w:rPr>
                 <w:sz w:val="20"/>
                 <w:szCs w:val="20"/>
@@ -3848,7 +3302,7 @@
           <w:p>
             <w:pPr>
               <w:jc w:val="center"/>
-              <w:cnfStyle w:val="000000100000" w:firstRow="0" w:lastRow="0" w:firstColumn="0" w:lastColumn="0" w:oddVBand="0" w:evenVBand="0" w:oddHBand="1" w:evenHBand="0" w:firstRowFirstColumn="0" w:firstRowLastColumn="0" w:lastRowFirstColumn="0" w:lastRowLastColumn="0"/>
+              <w:cnfStyle w:val="000000000000" w:firstRow="0" w:lastRow="0" w:firstColumn="0" w:lastColumn="0" w:oddVBand="0" w:evenVBand="0" w:oddHBand="0" w:evenHBand="0" w:firstRowFirstColumn="0" w:firstRowLastColumn="0" w:lastRowFirstColumn="0" w:lastRowLastColumn="0"/>
               <w:rPr>
                 <w:vanish/>
                 <w:sz w:val="20"/>
@@ -3905,7 +3359,7 @@
           <w:p>
             <w:pPr>
               <w:jc w:val="center"/>
-              <w:cnfStyle w:val="000000100000" w:firstRow="0" w:lastRow="0" w:firstColumn="0" w:lastColumn="0" w:oddVBand="0" w:evenVBand="0" w:oddHBand="1" w:evenHBand="0" w:firstRowFirstColumn="0" w:firstRowLastColumn="0" w:lastRowFirstColumn="0" w:lastRowLastColumn="0"/>
+              <w:cnfStyle w:val="000000000000" w:firstRow="0" w:lastRow="0" w:firstColumn="0" w:lastColumn="0" w:oddVBand="0" w:evenVBand="0" w:oddHBand="0" w:evenHBand="0" w:firstRowFirstColumn="0" w:firstRowLastColumn="0" w:lastRowFirstColumn="0" w:lastRowLastColumn="0"/>
               <w:rPr>
                 <w:sz w:val="20"/>
                 <w:szCs w:val="20"/>
@@ -3916,6 +3370,7 @@
       </w:tr>
       <w:tr>
         <w:trPr>
+          <w:cnfStyle w:val="000000100000" w:firstRow="0" w:lastRow="0" w:firstColumn="0" w:lastColumn="0" w:oddVBand="0" w:evenVBand="0" w:oddHBand="1" w:evenHBand="0" w:firstRowFirstColumn="0" w:firstRowLastColumn="0" w:lastRowFirstColumn="0" w:lastRowLastColumn="0"/>
           <w:trHeight w:val="1268"/>
         </w:trPr>
         <w:tc>
@@ -3944,8 +3399,7 @@
                 <w:sz w:val="20"/>
                 <w:szCs w:val="20"/>
               </w:rPr>
-              <w:lastRenderedPageBreak/>
-              <w:t>12.</w:t>
+              <w:t>10.</w:t>
             </w:r>
           </w:p>
         </w:tc>
@@ -3964,7 +3418,7 @@
             <w:pPr>
               <w:spacing w:before="480" w:line="240" w:lineRule="atLeast"/>
               <w:jc w:val="center"/>
-              <w:cnfStyle w:val="000000000000" w:firstRow="0" w:lastRow="0" w:firstColumn="0" w:lastColumn="0" w:oddVBand="0" w:evenVBand="0" w:oddHBand="0" w:evenHBand="0" w:firstRowFirstColumn="0" w:firstRowLastColumn="0" w:lastRowFirstColumn="0" w:lastRowLastColumn="0"/>
+              <w:cnfStyle w:val="000000100000" w:firstRow="0" w:lastRow="0" w:firstColumn="0" w:lastColumn="0" w:oddVBand="0" w:evenVBand="0" w:oddHBand="1" w:evenHBand="0" w:firstRowFirstColumn="0" w:firstRowLastColumn="0" w:lastRowFirstColumn="0" w:lastRowLastColumn="0"/>
               <w:rPr>
                 <w:sz w:val="20"/>
                 <w:szCs w:val="20"/>
@@ -3994,7 +3448,7 @@
             <w:pPr>
               <w:spacing w:before="480" w:line="240" w:lineRule="atLeast"/>
               <w:jc w:val="center"/>
-              <w:cnfStyle w:val="000000000000" w:firstRow="0" w:lastRow="0" w:firstColumn="0" w:lastColumn="0" w:oddVBand="0" w:evenVBand="0" w:oddHBand="0" w:evenHBand="0" w:firstRowFirstColumn="0" w:firstRowLastColumn="0" w:lastRowFirstColumn="0" w:lastRowLastColumn="0"/>
+              <w:cnfStyle w:val="000000100000" w:firstRow="0" w:lastRow="0" w:firstColumn="0" w:lastColumn="0" w:oddVBand="0" w:evenVBand="0" w:oddHBand="1" w:evenHBand="0" w:firstRowFirstColumn="0" w:firstRowLastColumn="0" w:lastRowFirstColumn="0" w:lastRowLastColumn="0"/>
               <w:rPr>
                 <w:sz w:val="20"/>
                 <w:szCs w:val="20"/>
@@ -4061,7 +3515,7 @@
           <w:p>
             <w:pPr>
               <w:jc w:val="center"/>
-              <w:cnfStyle w:val="000000000000" w:firstRow="0" w:lastRow="0" w:firstColumn="0" w:lastColumn="0" w:oddVBand="0" w:evenVBand="0" w:oddHBand="0" w:evenHBand="0" w:firstRowFirstColumn="0" w:firstRowLastColumn="0" w:lastRowFirstColumn="0" w:lastRowLastColumn="0"/>
+              <w:cnfStyle w:val="000000100000" w:firstRow="0" w:lastRow="0" w:firstColumn="0" w:lastColumn="0" w:oddVBand="0" w:evenVBand="0" w:oddHBand="1" w:evenHBand="0" w:firstRowFirstColumn="0" w:firstRowLastColumn="0" w:lastRowFirstColumn="0" w:lastRowLastColumn="0"/>
               <w:rPr>
                 <w:vanish/>
                 <w:sz w:val="20"/>
@@ -4118,12 +3572,150 @@
           <w:p>
             <w:pPr>
               <w:jc w:val="center"/>
+              <w:cnfStyle w:val="000000100000" w:firstRow="0" w:lastRow="0" w:firstColumn="0" w:lastColumn="0" w:oddVBand="0" w:evenVBand="0" w:oddHBand="1" w:evenHBand="0" w:firstRowFirstColumn="0" w:firstRowLastColumn="0" w:lastRowFirstColumn="0" w:lastRowLastColumn="0"/>
+              <w:rPr>
+                <w:sz w:val="20"/>
+                <w:szCs w:val="20"/>
+              </w:rPr>
+            </w:pPr>
+          </w:p>
+        </w:tc>
+      </w:tr>
+      <w:tr>
+        <w:trPr>
+          <w:trHeight w:val="909"/>
+        </w:trPr>
+        <w:tc>
+          <w:tcPr>
+            <w:cnfStyle w:val="001000000000" w:firstRow="0" w:lastRow="0" w:firstColumn="1" w:lastColumn="0" w:oddVBand="0" w:evenVBand="0" w:oddHBand="0" w:evenHBand="0" w:firstRowFirstColumn="0" w:firstRowLastColumn="0" w:lastRowFirstColumn="0" w:lastRowLastColumn="0"/>
+            <w:tcW w:w="630" w:type="dxa"/>
+            <w:tcBorders>
+              <w:top w:val="single" w:sz="8" w:space="0" w:color="auto"/>
+              <w:left w:val="single" w:sz="8" w:space="0" w:color="auto"/>
+              <w:bottom w:val="single" w:sz="8" w:space="0" w:color="auto"/>
+              <w:right w:val="single" w:sz="8" w:space="0" w:color="auto"/>
+            </w:tcBorders>
+            <w:vAlign w:val="center"/>
+          </w:tcPr>
+          <w:p>
+            <w:pPr>
+              <w:spacing w:before="480" w:line="300" w:lineRule="exact"/>
+              <w:jc w:val="center"/>
+              <w:rPr>
+                <w:sz w:val="20"/>
+                <w:szCs w:val="20"/>
+              </w:rPr>
+            </w:pPr>
+            <w:r>
+              <w:rPr>
+                <w:sz w:val="20"/>
+                <w:szCs w:val="20"/>
+              </w:rPr>
+              <w:t>1</w:t>
+            </w:r>
+            <w:r>
+              <w:rPr>
+                <w:sz w:val="20"/>
+                <w:szCs w:val="20"/>
+              </w:rPr>
+              <w:t>1</w:t>
+            </w:r>
+            <w:r>
+              <w:rPr>
+                <w:sz w:val="20"/>
+                <w:szCs w:val="20"/>
+              </w:rPr>
+              <w:t>.</w:t>
+            </w:r>
+          </w:p>
+        </w:tc>
+        <w:tc>
+          <w:tcPr>
+            <w:tcW w:w="1631" w:type="dxa"/>
+            <w:tcBorders>
+              <w:top w:val="single" w:sz="8" w:space="0" w:color="auto"/>
+              <w:left w:val="single" w:sz="8" w:space="0" w:color="auto"/>
+              <w:bottom w:val="single" w:sz="8" w:space="0" w:color="auto"/>
+              <w:right w:val="single" w:sz="8" w:space="0" w:color="auto"/>
+            </w:tcBorders>
+            <w:vAlign w:val="center"/>
+          </w:tcPr>
+          <w:p>
+            <w:pPr>
+              <w:spacing w:before="480" w:line="240" w:lineRule="atLeast"/>
+              <w:jc w:val="center"/>
               <w:cnfStyle w:val="000000000000" w:firstRow="0" w:lastRow="0" w:firstColumn="0" w:lastColumn="0" w:oddVBand="0" w:evenVBand="0" w:oddHBand="0" w:evenHBand="0" w:firstRowFirstColumn="0" w:firstRowLastColumn="0" w:lastRowFirstColumn="0" w:lastRowLastColumn="0"/>
               <w:rPr>
                 <w:sz w:val="20"/>
                 <w:szCs w:val="20"/>
               </w:rPr>
             </w:pPr>
+            <w:r>
+              <w:rPr>
+                <w:sz w:val="20"/>
+                <w:szCs w:val="20"/>
+              </w:rPr>
+              <w:t>Korisnik</w:t>
+            </w:r>
+          </w:p>
+        </w:tc>
+        <w:tc>
+          <w:tcPr>
+            <w:tcW w:w="2819" w:type="dxa"/>
+            <w:tcBorders>
+              <w:top w:val="single" w:sz="8" w:space="0" w:color="auto"/>
+              <w:left w:val="single" w:sz="8" w:space="0" w:color="auto"/>
+              <w:bottom w:val="single" w:sz="8" w:space="0" w:color="auto"/>
+              <w:right w:val="single" w:sz="8" w:space="0" w:color="auto"/>
+            </w:tcBorders>
+            <w:vAlign w:val="center"/>
+          </w:tcPr>
+          <w:p>
+            <w:pPr>
+              <w:spacing w:before="480" w:line="240" w:lineRule="atLeast"/>
+              <w:jc w:val="center"/>
+              <w:cnfStyle w:val="000000000000" w:firstRow="0" w:lastRow="0" w:firstColumn="0" w:lastColumn="0" w:oddVBand="0" w:evenVBand="0" w:oddHBand="0" w:evenHBand="0" w:firstRowFirstColumn="0" w:firstRowLastColumn="0" w:lastRowFirstColumn="0" w:lastRowLastColumn="0"/>
+              <w:rPr>
+                <w:sz w:val="20"/>
+                <w:szCs w:val="20"/>
+              </w:rPr>
+            </w:pPr>
+            <w:r>
+              <w:rPr>
+                <w:sz w:val="20"/>
+                <w:szCs w:val="20"/>
+              </w:rPr>
+              <w:t>Pregled vlastitih oglasa</w:t>
+            </w:r>
+          </w:p>
+        </w:tc>
+        <w:tc>
+          <w:tcPr>
+            <w:tcW w:w="3972" w:type="dxa"/>
+            <w:tcBorders>
+              <w:top w:val="single" w:sz="8" w:space="0" w:color="auto"/>
+              <w:left w:val="single" w:sz="8" w:space="0" w:color="auto"/>
+              <w:bottom w:val="single" w:sz="8" w:space="0" w:color="auto"/>
+              <w:right w:val="single" w:sz="8" w:space="0" w:color="auto"/>
+            </w:tcBorders>
+            <w:vAlign w:val="center"/>
+          </w:tcPr>
+          <w:p>
+            <w:pPr>
+              <w:jc w:val="center"/>
+              <w:cnfStyle w:val="000000000000" w:firstRow="0" w:lastRow="0" w:firstColumn="0" w:lastColumn="0" w:oddVBand="0" w:evenVBand="0" w:oddHBand="0" w:evenHBand="0" w:firstRowFirstColumn="0" w:firstRowLastColumn="0" w:lastRowFirstColumn="0" w:lastRowLastColumn="0"/>
+              <w:rPr>
+                <w:sz w:val="20"/>
+                <w:szCs w:val="20"/>
+              </w:rPr>
+            </w:pPr>
+            <w:r>
+              <w:rPr>
+                <w:sz w:val="20"/>
+                <w:szCs w:val="20"/>
+              </w:rPr>
+              <w:t>Omogućuje pregled svih oglasa koje je korisnik objavio.</w:t>
+            </w:r>
           </w:p>
         </w:tc>
       </w:tr>
@@ -4158,7 +3750,21 @@
                 <w:sz w:val="20"/>
                 <w:szCs w:val="20"/>
               </w:rPr>
-              <w:t>13.</w:t>
+              <w:t>1</w:t>
+            </w:r>
+            <w:r>
+              <w:rPr>
+                <w:sz w:val="20"/>
+                <w:szCs w:val="20"/>
+              </w:rPr>
+              <w:t>2</w:t>
+            </w:r>
+            <w:r>
+              <w:rPr>
+                <w:sz w:val="20"/>
+                <w:szCs w:val="20"/>
+              </w:rPr>
+              <w:t>.</w:t>
             </w:r>
           </w:p>
         </w:tc>
@@ -4218,7 +3824,7 @@
                 <w:sz w:val="20"/>
                 <w:szCs w:val="20"/>
               </w:rPr>
-              <w:t>Pregled vlastitih oglasa</w:t>
+              <w:t>Upravljanje profilom</w:t>
             </w:r>
           </w:p>
         </w:tc>
@@ -4247,14 +3853,14 @@
                 <w:sz w:val="20"/>
                 <w:szCs w:val="20"/>
               </w:rPr>
-              <w:t>Omogućuje pregled svih oglasa koje je korisnik objavio.</w:t>
+              <w:t>Omogućuje izmjenu osobnih podataka korisnika.</w:t>
             </w:r>
           </w:p>
         </w:tc>
       </w:tr>
       <w:tr>
         <w:trPr>
-          <w:trHeight w:val="909"/>
+          <w:trHeight w:val="255"/>
         </w:trPr>
         <w:tc>
           <w:tcPr>
@@ -4270,19 +3876,17 @@
           </w:tcPr>
           <w:p>
             <w:pPr>
-              <w:spacing w:before="480" w:line="300" w:lineRule="exact"/>
-              <w:jc w:val="center"/>
-              <w:rPr>
-                <w:sz w:val="20"/>
-                <w:szCs w:val="20"/>
-              </w:rPr>
-            </w:pPr>
-            <w:r>
-              <w:rPr>
-                <w:sz w:val="20"/>
-                <w:szCs w:val="20"/>
-              </w:rPr>
-              <w:t>14.</w:t>
+              <w:jc w:val="center"/>
+            </w:pPr>
+            <w:r>
+              <w:lastRenderedPageBreak/>
+              <w:t>1</w:t>
+            </w:r>
+            <w:r>
+              <w:t>3</w:t>
+            </w:r>
+            <w:r>
+              <w:t>.</w:t>
             </w:r>
           </w:p>
         </w:tc>
@@ -4299,19 +3903,10 @@
           </w:tcPr>
           <w:p>
             <w:pPr>
-              <w:spacing w:before="480" w:line="240" w:lineRule="atLeast"/>
               <w:jc w:val="center"/>
               <w:cnfStyle w:val="000000000000" w:firstRow="0" w:lastRow="0" w:firstColumn="0" w:lastColumn="0" w:oddVBand="0" w:evenVBand="0" w:oddHBand="0" w:evenHBand="0" w:firstRowFirstColumn="0" w:firstRowLastColumn="0" w:lastRowFirstColumn="0" w:lastRowLastColumn="0"/>
-              <w:rPr>
-                <w:sz w:val="20"/>
-                <w:szCs w:val="20"/>
-              </w:rPr>
-            </w:pPr>
-            <w:r>
-              <w:rPr>
-                <w:sz w:val="20"/>
-                <w:szCs w:val="20"/>
-              </w:rPr>
+            </w:pPr>
+            <w:r>
               <w:t>Korisnik</w:t>
             </w:r>
           </w:p>
@@ -4329,20 +3924,11 @@
           </w:tcPr>
           <w:p>
             <w:pPr>
-              <w:spacing w:before="480" w:line="240" w:lineRule="atLeast"/>
               <w:jc w:val="center"/>
               <w:cnfStyle w:val="000000000000" w:firstRow="0" w:lastRow="0" w:firstColumn="0" w:lastColumn="0" w:oddVBand="0" w:evenVBand="0" w:oddHBand="0" w:evenHBand="0" w:firstRowFirstColumn="0" w:firstRowLastColumn="0" w:lastRowFirstColumn="0" w:lastRowLastColumn="0"/>
-              <w:rPr>
-                <w:sz w:val="20"/>
-                <w:szCs w:val="20"/>
-              </w:rPr>
-            </w:pPr>
-            <w:r>
-              <w:rPr>
-                <w:sz w:val="20"/>
-                <w:szCs w:val="20"/>
-              </w:rPr>
-              <w:t>Upravljanje profilom</w:t>
+            </w:pPr>
+            <w:r>
+              <w:t>Ocjenjivanje korisnika</w:t>
             </w:r>
           </w:p>
         </w:tc>
@@ -4361,17 +3947,9 @@
             <w:pPr>
               <w:jc w:val="center"/>
               <w:cnfStyle w:val="000000000000" w:firstRow="0" w:lastRow="0" w:firstColumn="0" w:lastColumn="0" w:oddVBand="0" w:evenVBand="0" w:oddHBand="0" w:evenHBand="0" w:firstRowFirstColumn="0" w:firstRowLastColumn="0" w:lastRowFirstColumn="0" w:lastRowLastColumn="0"/>
-              <w:rPr>
-                <w:sz w:val="20"/>
-                <w:szCs w:val="20"/>
-              </w:rPr>
-            </w:pPr>
-            <w:r>
-              <w:rPr>
-                <w:sz w:val="20"/>
-                <w:szCs w:val="20"/>
-              </w:rPr>
-              <w:t>Omogućuje izmjenu osobnih podataka korisnika.</w:t>
+            </w:pPr>
+            <w:r>
+              <w:t>Omogućuje korisnicima da nakon kupnje ocijene prodavača te se formira prosječna ocjena vidljiva ostalim korisnicima.</w:t>
             </w:r>
           </w:p>
         </w:tc>
@@ -4379,7 +3957,7 @@
       <w:tr>
         <w:trPr>
           <w:cnfStyle w:val="000000100000" w:firstRow="0" w:lastRow="0" w:firstColumn="0" w:lastColumn="0" w:oddVBand="0" w:evenVBand="0" w:oddHBand="1" w:evenHBand="0" w:firstRowFirstColumn="0" w:firstRowLastColumn="0" w:lastRowFirstColumn="0" w:lastRowLastColumn="0"/>
-          <w:trHeight w:val="1819"/>
+          <w:trHeight w:val="255"/>
         </w:trPr>
         <w:tc>
           <w:tcPr>
@@ -4395,18 +3973,16 @@
           </w:tcPr>
           <w:p>
             <w:pPr>
-              <w:spacing w:before="480" w:line="300" w:lineRule="exact"/>
-              <w:rPr>
-                <w:sz w:val="20"/>
-                <w:szCs w:val="20"/>
-              </w:rPr>
-            </w:pPr>
-            <w:r>
-              <w:rPr>
-                <w:sz w:val="20"/>
-                <w:szCs w:val="20"/>
-              </w:rPr>
-              <w:t xml:space="preserve">  15.</w:t>
+              <w:jc w:val="center"/>
+            </w:pPr>
+            <w:r>
+              <w:t>1</w:t>
+            </w:r>
+            <w:r>
+              <w:t>4</w:t>
+            </w:r>
+            <w:r>
+              <w:t>.</w:t>
             </w:r>
           </w:p>
         </w:tc>
@@ -4423,20 +3999,11 @@
           </w:tcPr>
           <w:p>
             <w:pPr>
-              <w:spacing w:before="480" w:line="240" w:lineRule="atLeast"/>
               <w:jc w:val="center"/>
               <w:cnfStyle w:val="000000100000" w:firstRow="0" w:lastRow="0" w:firstColumn="0" w:lastColumn="0" w:oddVBand="0" w:evenVBand="0" w:oddHBand="1" w:evenHBand="0" w:firstRowFirstColumn="0" w:firstRowLastColumn="0" w:lastRowFirstColumn="0" w:lastRowLastColumn="0"/>
-              <w:rPr>
-                <w:sz w:val="20"/>
-                <w:szCs w:val="20"/>
-              </w:rPr>
-            </w:pPr>
-            <w:r>
-              <w:rPr>
-                <w:sz w:val="20"/>
-                <w:szCs w:val="20"/>
-              </w:rPr>
-              <w:t>Administrator</w:t>
+            </w:pPr>
+            <w:r>
+              <w:t>Korisnik</w:t>
             </w:r>
           </w:p>
         </w:tc>
@@ -4451,161 +4018,59 @@
             </w:tcBorders>
             <w:vAlign w:val="center"/>
           </w:tcPr>
-          <w:tbl>
-            <w:tblPr>
-              <w:tblW w:w="130" w:type="dxa"/>
-              <w:tblCellSpacing w:w="15" w:type="dxa"/>
-              <w:tblInd w:w="6" w:type="dxa"/>
-              <w:tblCellMar>
-                <w:top w:w="15" w:type="dxa"/>
-                <w:left w:w="15" w:type="dxa"/>
-                <w:bottom w:w="15" w:type="dxa"/>
-                <w:right w:w="15" w:type="dxa"/>
-              </w:tblCellMar>
-              <w:tblLook w:val="04A0" w:firstRow="1" w:lastRow="0" w:firstColumn="1" w:lastColumn="0" w:noHBand="0" w:noVBand="1"/>
-            </w:tblPr>
-            <w:tblGrid>
-              <w:gridCol w:w="130"/>
-            </w:tblGrid>
-            <w:tr>
-              <w:trPr>
-                <w:tblCellSpacing w:w="15" w:type="dxa"/>
-              </w:trPr>
-              <w:tc>
-                <w:tcPr>
-                  <w:tcW w:w="0" w:type="auto"/>
-                  <w:vAlign w:val="center"/>
-                  <w:hideMark/>
-                </w:tcPr>
-                <w:p>
-                  <w:pPr>
-                    <w:spacing w:before="480" w:line="240" w:lineRule="atLeast"/>
-                    <w:jc w:val="center"/>
-                    <w:rPr>
-                      <w:sz w:val="20"/>
-                      <w:szCs w:val="20"/>
-                    </w:rPr>
-                  </w:pPr>
-                </w:p>
-              </w:tc>
-            </w:tr>
-          </w:tbl>
-          <w:p>
-            <w:pPr>
-              <w:spacing w:before="480" w:line="240" w:lineRule="atLeast"/>
+          <w:p>
+            <w:pPr>
               <w:jc w:val="center"/>
               <w:cnfStyle w:val="000000100000" w:firstRow="0" w:lastRow="0" w:firstColumn="0" w:lastColumn="0" w:oddVBand="0" w:evenVBand="0" w:oddHBand="1" w:evenHBand="0" w:firstRowFirstColumn="0" w:firstRowLastColumn="0" w:lastRowFirstColumn="0" w:lastRowLastColumn="0"/>
-              <w:rPr>
-                <w:vanish/>
-                <w:sz w:val="20"/>
-                <w:szCs w:val="20"/>
-              </w:rPr>
-            </w:pPr>
-          </w:p>
-          <w:tbl>
-            <w:tblPr>
-              <w:tblW w:w="2573" w:type="dxa"/>
-              <w:tblCellSpacing w:w="15" w:type="dxa"/>
-              <w:tblInd w:w="6" w:type="dxa"/>
-              <w:tblCellMar>
-                <w:top w:w="15" w:type="dxa"/>
-                <w:left w:w="15" w:type="dxa"/>
-                <w:bottom w:w="15" w:type="dxa"/>
-                <w:right w:w="15" w:type="dxa"/>
-              </w:tblCellMar>
-              <w:tblLook w:val="04A0" w:firstRow="1" w:lastRow="0" w:firstColumn="1" w:lastColumn="0" w:noHBand="0" w:noVBand="1"/>
-            </w:tblPr>
-            <w:tblGrid>
-              <w:gridCol w:w="2573"/>
-            </w:tblGrid>
-            <w:tr>
-              <w:trPr>
-                <w:trHeight w:val="969"/>
-                <w:tblCellSpacing w:w="15" w:type="dxa"/>
-              </w:trPr>
-              <w:tc>
-                <w:tcPr>
-                  <w:tcW w:w="0" w:type="auto"/>
-                  <w:vAlign w:val="center"/>
-                  <w:hideMark/>
-                </w:tcPr>
-                <w:p>
-                  <w:pPr>
-                    <w:spacing w:before="480" w:line="240" w:lineRule="atLeast"/>
-                    <w:jc w:val="center"/>
-                    <w:rPr>
-                      <w:sz w:val="20"/>
-                      <w:szCs w:val="20"/>
-                    </w:rPr>
-                  </w:pPr>
-                  <w:r>
-                    <w:rPr>
-                      <w:sz w:val="20"/>
-                      <w:szCs w:val="20"/>
-                    </w:rPr>
-                    <w:t>Upravljanje korisnicima</w:t>
-                  </w:r>
-                </w:p>
-              </w:tc>
-            </w:tr>
-          </w:tbl>
-          <w:p>
-            <w:pPr>
-              <w:spacing w:before="480" w:line="240" w:lineRule="atLeast"/>
+            </w:pPr>
+            <w:r>
+              <w:t>Upravljanje favoritima</w:t>
+            </w:r>
+          </w:p>
+        </w:tc>
+        <w:tc>
+          <w:tcPr>
+            <w:tcW w:w="3972" w:type="dxa"/>
+            <w:tcBorders>
+              <w:top w:val="single" w:sz="8" w:space="0" w:color="auto"/>
+              <w:left w:val="single" w:sz="8" w:space="0" w:color="auto"/>
+              <w:bottom w:val="single" w:sz="8" w:space="0" w:color="auto"/>
+              <w:right w:val="single" w:sz="8" w:space="0" w:color="auto"/>
+            </w:tcBorders>
+            <w:vAlign w:val="center"/>
+          </w:tcPr>
+          <w:p>
+            <w:pPr>
               <w:jc w:val="center"/>
               <w:cnfStyle w:val="000000100000" w:firstRow="0" w:lastRow="0" w:firstColumn="0" w:lastColumn="0" w:oddVBand="0" w:evenVBand="0" w:oddHBand="1" w:evenHBand="0" w:firstRowFirstColumn="0" w:firstRowLastColumn="0" w:lastRowFirstColumn="0" w:lastRowLastColumn="0"/>
-              <w:rPr>
-                <w:sz w:val="20"/>
-                <w:szCs w:val="20"/>
-              </w:rPr>
-            </w:pPr>
-          </w:p>
-        </w:tc>
-        <w:tc>
-          <w:tcPr>
-            <w:tcW w:w="3972" w:type="dxa"/>
-            <w:tcBorders>
-              <w:top w:val="single" w:sz="8" w:space="0" w:color="auto"/>
-              <w:left w:val="single" w:sz="8" w:space="0" w:color="auto"/>
-              <w:bottom w:val="single" w:sz="8" w:space="0" w:color="auto"/>
-              <w:right w:val="single" w:sz="8" w:space="0" w:color="auto"/>
-            </w:tcBorders>
-            <w:vAlign w:val="center"/>
-          </w:tcPr>
-          <w:p>
-            <w:pPr>
-              <w:keepNext/>
-              <w:jc w:val="center"/>
-              <w:cnfStyle w:val="000000100000" w:firstRow="0" w:lastRow="0" w:firstColumn="0" w:lastColumn="0" w:oddVBand="0" w:evenVBand="0" w:oddHBand="1" w:evenHBand="0" w:firstRowFirstColumn="0" w:firstRowLastColumn="0" w:lastRowFirstColumn="0" w:lastRowLastColumn="0"/>
-              <w:rPr>
-                <w:sz w:val="20"/>
-                <w:szCs w:val="20"/>
-              </w:rPr>
-            </w:pPr>
-          </w:p>
-          <w:p>
-            <w:pPr>
-              <w:keepNext/>
-              <w:jc w:val="center"/>
-              <w:cnfStyle w:val="000000100000" w:firstRow="0" w:lastRow="0" w:firstColumn="0" w:lastColumn="0" w:oddVBand="0" w:evenVBand="0" w:oddHBand="1" w:evenHBand="0" w:firstRowFirstColumn="0" w:firstRowLastColumn="0" w:lastRowFirstColumn="0" w:lastRowLastColumn="0"/>
-              <w:rPr>
-                <w:sz w:val="20"/>
-                <w:szCs w:val="20"/>
-              </w:rPr>
-            </w:pPr>
-            <w:r>
-              <w:rPr>
-                <w:sz w:val="20"/>
-                <w:szCs w:val="20"/>
-              </w:rPr>
-              <w:t xml:space="preserve">Omogućuje pregled, uređivanje i brisanje korisničkih računa. </w:t>
+            </w:pPr>
+            <w:r>
+              <w:t>Omoguć</w:t>
+            </w:r>
+            <w:r>
+              <w:t>u</w:t>
+            </w:r>
+            <w:r>
+              <w:t>je</w:t>
+            </w:r>
+            <w:r>
+              <w:t xml:space="preserve"> korisnicima spremanje oglasa u listu favorita</w:t>
+            </w:r>
+            <w:r>
+              <w:t xml:space="preserve"> te </w:t>
+            </w:r>
+            <w:r>
+              <w:t>uklanjanje i pregled favorita</w:t>
+            </w:r>
+            <w:r>
+              <w:t>.</w:t>
             </w:r>
           </w:p>
         </w:tc>
       </w:tr>
       <w:tr>
         <w:trPr>
-          <w:trHeight w:val="1819"/>
+          <w:trHeight w:val="255"/>
         </w:trPr>
         <w:tc>
           <w:tcPr>
@@ -4621,18 +4086,10 @@
           </w:tcPr>
           <w:p>
             <w:pPr>
-              <w:spacing w:before="480" w:line="300" w:lineRule="exact"/>
-              <w:rPr>
-                <w:sz w:val="20"/>
-                <w:szCs w:val="20"/>
-              </w:rPr>
-            </w:pPr>
-            <w:r>
-              <w:rPr>
-                <w:sz w:val="20"/>
-                <w:szCs w:val="20"/>
-              </w:rPr>
-              <w:t>16.</w:t>
+              <w:jc w:val="center"/>
+            </w:pPr>
+            <w:r>
+              <w:t>15.</w:t>
             </w:r>
           </w:p>
         </w:tc>
@@ -4649,20 +4106,11 @@
           </w:tcPr>
           <w:p>
             <w:pPr>
-              <w:spacing w:before="480" w:line="240" w:lineRule="atLeast"/>
               <w:jc w:val="center"/>
               <w:cnfStyle w:val="000000000000" w:firstRow="0" w:lastRow="0" w:firstColumn="0" w:lastColumn="0" w:oddVBand="0" w:evenVBand="0" w:oddHBand="0" w:evenHBand="0" w:firstRowFirstColumn="0" w:firstRowLastColumn="0" w:lastRowFirstColumn="0" w:lastRowLastColumn="0"/>
-              <w:rPr>
-                <w:sz w:val="20"/>
-                <w:szCs w:val="20"/>
-              </w:rPr>
-            </w:pPr>
-            <w:r>
-              <w:rPr>
-                <w:sz w:val="20"/>
-                <w:szCs w:val="20"/>
-              </w:rPr>
-              <w:t xml:space="preserve">Administrator </w:t>
+            </w:pPr>
+            <w:r>
+              <w:t>Korisnik</w:t>
             </w:r>
           </w:p>
         </w:tc>
@@ -4679,19 +4127,494 @@
           </w:tcPr>
           <w:p>
             <w:pPr>
-              <w:spacing w:before="480" w:line="240" w:lineRule="atLeast"/>
               <w:jc w:val="center"/>
               <w:cnfStyle w:val="000000000000" w:firstRow="0" w:lastRow="0" w:firstColumn="0" w:lastColumn="0" w:oddVBand="0" w:evenVBand="0" w:oddHBand="0" w:evenHBand="0" w:firstRowFirstColumn="0" w:firstRowLastColumn="0" w:lastRowFirstColumn="0" w:lastRowLastColumn="0"/>
-              <w:rPr>
-                <w:sz w:val="20"/>
-                <w:szCs w:val="20"/>
-              </w:rPr>
-            </w:pPr>
-            <w:r>
-              <w:rPr>
-                <w:sz w:val="20"/>
-                <w:szCs w:val="20"/>
-              </w:rPr>
+            </w:pPr>
+            <w:r>
+              <w:t>Upravljanje lokacijom oglasa</w:t>
+            </w:r>
+          </w:p>
+        </w:tc>
+        <w:tc>
+          <w:tcPr>
+            <w:tcW w:w="3972" w:type="dxa"/>
+            <w:tcBorders>
+              <w:top w:val="single" w:sz="8" w:space="0" w:color="auto"/>
+              <w:left w:val="single" w:sz="8" w:space="0" w:color="auto"/>
+              <w:bottom w:val="single" w:sz="8" w:space="0" w:color="auto"/>
+              <w:right w:val="single" w:sz="8" w:space="0" w:color="auto"/>
+            </w:tcBorders>
+            <w:vAlign w:val="center"/>
+          </w:tcPr>
+          <w:p>
+            <w:pPr>
+              <w:jc w:val="center"/>
+              <w:cnfStyle w:val="000000000000" w:firstRow="0" w:lastRow="0" w:firstColumn="0" w:lastColumn="0" w:oddVBand="0" w:evenVBand="0" w:oddHBand="0" w:evenHBand="0" w:firstRowFirstColumn="0" w:firstRowLastColumn="0" w:lastRowFirstColumn="0" w:lastRowLastColumn="0"/>
+            </w:pPr>
+            <w:r>
+              <w:t>Omogućuje unos lokacije prilikom objave oglasa te filtriranje oglasa prema lokaciji.</w:t>
+            </w:r>
+          </w:p>
+        </w:tc>
+      </w:tr>
+      <w:tr>
+        <w:trPr>
+          <w:cnfStyle w:val="000000100000" w:firstRow="0" w:lastRow="0" w:firstColumn="0" w:lastColumn="0" w:oddVBand="0" w:evenVBand="0" w:oddHBand="1" w:evenHBand="0" w:firstRowFirstColumn="0" w:firstRowLastColumn="0" w:lastRowFirstColumn="0" w:lastRowLastColumn="0"/>
+          <w:trHeight w:val="255"/>
+        </w:trPr>
+        <w:tc>
+          <w:tcPr>
+            <w:cnfStyle w:val="001000000000" w:firstRow="0" w:lastRow="0" w:firstColumn="1" w:lastColumn="0" w:oddVBand="0" w:evenVBand="0" w:oddHBand="0" w:evenHBand="0" w:firstRowFirstColumn="0" w:firstRowLastColumn="0" w:lastRowFirstColumn="0" w:lastRowLastColumn="0"/>
+            <w:tcW w:w="630" w:type="dxa"/>
+            <w:tcBorders>
+              <w:top w:val="single" w:sz="8" w:space="0" w:color="auto"/>
+              <w:left w:val="single" w:sz="8" w:space="0" w:color="auto"/>
+              <w:bottom w:val="single" w:sz="8" w:space="0" w:color="auto"/>
+              <w:right w:val="single" w:sz="8" w:space="0" w:color="auto"/>
+            </w:tcBorders>
+            <w:vAlign w:val="center"/>
+          </w:tcPr>
+          <w:p>
+            <w:pPr>
+              <w:jc w:val="center"/>
+            </w:pPr>
+            <w:r>
+              <w:t>1</w:t>
+            </w:r>
+            <w:r>
+              <w:t>6</w:t>
+            </w:r>
+            <w:r>
+              <w:t>.</w:t>
+            </w:r>
+          </w:p>
+        </w:tc>
+        <w:tc>
+          <w:tcPr>
+            <w:tcW w:w="1631" w:type="dxa"/>
+            <w:tcBorders>
+              <w:top w:val="single" w:sz="8" w:space="0" w:color="auto"/>
+              <w:left w:val="single" w:sz="8" w:space="0" w:color="auto"/>
+              <w:bottom w:val="single" w:sz="8" w:space="0" w:color="auto"/>
+              <w:right w:val="single" w:sz="8" w:space="0" w:color="auto"/>
+            </w:tcBorders>
+            <w:vAlign w:val="center"/>
+          </w:tcPr>
+          <w:p>
+            <w:pPr>
+              <w:jc w:val="center"/>
+              <w:cnfStyle w:val="000000100000" w:firstRow="0" w:lastRow="0" w:firstColumn="0" w:lastColumn="0" w:oddVBand="0" w:evenVBand="0" w:oddHBand="1" w:evenHBand="0" w:firstRowFirstColumn="0" w:firstRowLastColumn="0" w:lastRowFirstColumn="0" w:lastRowLastColumn="0"/>
+            </w:pPr>
+            <w:r>
+              <w:t>Korisnik</w:t>
+            </w:r>
+          </w:p>
+        </w:tc>
+        <w:tc>
+          <w:tcPr>
+            <w:tcW w:w="2819" w:type="dxa"/>
+            <w:tcBorders>
+              <w:top w:val="single" w:sz="8" w:space="0" w:color="auto"/>
+              <w:left w:val="single" w:sz="8" w:space="0" w:color="auto"/>
+              <w:bottom w:val="single" w:sz="8" w:space="0" w:color="auto"/>
+              <w:right w:val="single" w:sz="8" w:space="0" w:color="auto"/>
+            </w:tcBorders>
+            <w:vAlign w:val="center"/>
+          </w:tcPr>
+          <w:p>
+            <w:pPr>
+              <w:jc w:val="center"/>
+              <w:cnfStyle w:val="000000100000" w:firstRow="0" w:lastRow="0" w:firstColumn="0" w:lastColumn="0" w:oddVBand="0" w:evenVBand="0" w:oddHBand="1" w:evenHBand="0" w:firstRowFirstColumn="0" w:firstRowLastColumn="0" w:lastRowFirstColumn="0" w:lastRowLastColumn="0"/>
+            </w:pPr>
+            <w:r>
+              <w:t>Razmjena poruka</w:t>
+            </w:r>
+          </w:p>
+        </w:tc>
+        <w:tc>
+          <w:tcPr>
+            <w:tcW w:w="3972" w:type="dxa"/>
+            <w:tcBorders>
+              <w:top w:val="single" w:sz="8" w:space="0" w:color="auto"/>
+              <w:left w:val="single" w:sz="8" w:space="0" w:color="auto"/>
+              <w:bottom w:val="single" w:sz="8" w:space="0" w:color="auto"/>
+              <w:right w:val="single" w:sz="8" w:space="0" w:color="auto"/>
+            </w:tcBorders>
+            <w:vAlign w:val="center"/>
+          </w:tcPr>
+          <w:p>
+            <w:pPr>
+              <w:jc w:val="center"/>
+              <w:cnfStyle w:val="000000100000" w:firstRow="0" w:lastRow="0" w:firstColumn="0" w:lastColumn="0" w:oddVBand="0" w:evenVBand="0" w:oddHBand="1" w:evenHBand="0" w:firstRowFirstColumn="0" w:firstRowLastColumn="0" w:lastRowFirstColumn="0" w:lastRowLastColumn="0"/>
+            </w:pPr>
+            <w:r>
+              <w:t>Omogućuje korisnicima međusobnu komunikaciju u realnom vremenu unutar aplikacije</w:t>
+            </w:r>
+            <w:r>
+              <w:t xml:space="preserve"> </w:t>
+            </w:r>
+            <w:r>
+              <w:t>(chat sustav)</w:t>
+            </w:r>
+            <w:r>
+              <w:t>.</w:t>
+            </w:r>
+          </w:p>
+        </w:tc>
+      </w:tr>
+      <w:tr>
+        <w:trPr>
+          <w:trHeight w:val="255"/>
+        </w:trPr>
+        <w:tc>
+          <w:tcPr>
+            <w:cnfStyle w:val="001000000000" w:firstRow="0" w:lastRow="0" w:firstColumn="1" w:lastColumn="0" w:oddVBand="0" w:evenVBand="0" w:oddHBand="0" w:evenHBand="0" w:firstRowFirstColumn="0" w:firstRowLastColumn="0" w:lastRowFirstColumn="0" w:lastRowLastColumn="0"/>
+            <w:tcW w:w="630" w:type="dxa"/>
+            <w:tcBorders>
+              <w:top w:val="single" w:sz="8" w:space="0" w:color="auto"/>
+              <w:left w:val="single" w:sz="8" w:space="0" w:color="auto"/>
+              <w:bottom w:val="single" w:sz="8" w:space="0" w:color="auto"/>
+              <w:right w:val="single" w:sz="8" w:space="0" w:color="auto"/>
+            </w:tcBorders>
+            <w:vAlign w:val="center"/>
+          </w:tcPr>
+          <w:p>
+            <w:pPr>
+              <w:jc w:val="center"/>
+            </w:pPr>
+            <w:r>
+              <w:t>1</w:t>
+            </w:r>
+            <w:r>
+              <w:t>7</w:t>
+            </w:r>
+            <w:r>
+              <w:t>.</w:t>
+            </w:r>
+          </w:p>
+        </w:tc>
+        <w:tc>
+          <w:tcPr>
+            <w:tcW w:w="1631" w:type="dxa"/>
+            <w:tcBorders>
+              <w:top w:val="single" w:sz="8" w:space="0" w:color="auto"/>
+              <w:left w:val="single" w:sz="8" w:space="0" w:color="auto"/>
+              <w:bottom w:val="single" w:sz="8" w:space="0" w:color="auto"/>
+              <w:right w:val="single" w:sz="8" w:space="0" w:color="auto"/>
+            </w:tcBorders>
+            <w:vAlign w:val="center"/>
+          </w:tcPr>
+          <w:p>
+            <w:pPr>
+              <w:jc w:val="center"/>
+              <w:cnfStyle w:val="000000000000" w:firstRow="0" w:lastRow="0" w:firstColumn="0" w:lastColumn="0" w:oddVBand="0" w:evenVBand="0" w:oddHBand="0" w:evenHBand="0" w:firstRowFirstColumn="0" w:firstRowLastColumn="0" w:lastRowFirstColumn="0" w:lastRowLastColumn="0"/>
+            </w:pPr>
+            <w:r>
+              <w:t>Sustav</w:t>
+            </w:r>
+          </w:p>
+        </w:tc>
+        <w:tc>
+          <w:tcPr>
+            <w:tcW w:w="2819" w:type="dxa"/>
+            <w:tcBorders>
+              <w:top w:val="single" w:sz="8" w:space="0" w:color="auto"/>
+              <w:left w:val="single" w:sz="8" w:space="0" w:color="auto"/>
+              <w:bottom w:val="single" w:sz="8" w:space="0" w:color="auto"/>
+              <w:right w:val="single" w:sz="8" w:space="0" w:color="auto"/>
+            </w:tcBorders>
+            <w:vAlign w:val="center"/>
+          </w:tcPr>
+          <w:p>
+            <w:pPr>
+              <w:jc w:val="center"/>
+              <w:cnfStyle w:val="000000000000" w:firstRow="0" w:lastRow="0" w:firstColumn="0" w:lastColumn="0" w:oddVBand="0" w:evenVBand="0" w:oddHBand="0" w:evenHBand="0" w:firstRowFirstColumn="0" w:firstRowLastColumn="0" w:lastRowFirstColumn="0" w:lastRowLastColumn="0"/>
+            </w:pPr>
+            <w:r>
+              <w:t>Slanje obavijesti</w:t>
+            </w:r>
+          </w:p>
+        </w:tc>
+        <w:tc>
+          <w:tcPr>
+            <w:tcW w:w="3972" w:type="dxa"/>
+            <w:tcBorders>
+              <w:top w:val="single" w:sz="8" w:space="0" w:color="auto"/>
+              <w:left w:val="single" w:sz="8" w:space="0" w:color="auto"/>
+              <w:bottom w:val="single" w:sz="8" w:space="0" w:color="auto"/>
+              <w:right w:val="single" w:sz="8" w:space="0" w:color="auto"/>
+            </w:tcBorders>
+            <w:vAlign w:val="center"/>
+          </w:tcPr>
+          <w:p>
+            <w:pPr>
+              <w:jc w:val="center"/>
+              <w:cnfStyle w:val="000000000000" w:firstRow="0" w:lastRow="0" w:firstColumn="0" w:lastColumn="0" w:oddVBand="0" w:evenVBand="0" w:oddHBand="0" w:evenHBand="0" w:firstRowFirstColumn="0" w:firstRowLastColumn="0" w:lastRowFirstColumn="0" w:lastRowLastColumn="0"/>
+            </w:pPr>
+            <w:r>
+              <w:t>Omogućuje slanje obavijesti korisnicima o važnim aktivnostima sustava.</w:t>
+            </w:r>
+          </w:p>
+        </w:tc>
+      </w:tr>
+      <w:tr>
+        <w:trPr>
+          <w:cnfStyle w:val="000000100000" w:firstRow="0" w:lastRow="0" w:firstColumn="0" w:lastColumn="0" w:oddVBand="0" w:evenVBand="0" w:oddHBand="1" w:evenHBand="0" w:firstRowFirstColumn="0" w:firstRowLastColumn="0" w:lastRowFirstColumn="0" w:lastRowLastColumn="0"/>
+          <w:trHeight w:val="255"/>
+        </w:trPr>
+        <w:tc>
+          <w:tcPr>
+            <w:cnfStyle w:val="001000000000" w:firstRow="0" w:lastRow="0" w:firstColumn="1" w:lastColumn="0" w:oddVBand="0" w:evenVBand="0" w:oddHBand="0" w:evenHBand="0" w:firstRowFirstColumn="0" w:firstRowLastColumn="0" w:lastRowFirstColumn="0" w:lastRowLastColumn="0"/>
+            <w:tcW w:w="630" w:type="dxa"/>
+            <w:tcBorders>
+              <w:top w:val="single" w:sz="8" w:space="0" w:color="auto"/>
+              <w:left w:val="single" w:sz="8" w:space="0" w:color="auto"/>
+              <w:bottom w:val="single" w:sz="8" w:space="0" w:color="auto"/>
+              <w:right w:val="single" w:sz="8" w:space="0" w:color="auto"/>
+            </w:tcBorders>
+            <w:vAlign w:val="center"/>
+          </w:tcPr>
+          <w:p>
+            <w:pPr>
+              <w:jc w:val="center"/>
+            </w:pPr>
+            <w:r>
+              <w:t>18.</w:t>
+            </w:r>
+          </w:p>
+        </w:tc>
+        <w:tc>
+          <w:tcPr>
+            <w:tcW w:w="1631" w:type="dxa"/>
+            <w:tcBorders>
+              <w:top w:val="single" w:sz="8" w:space="0" w:color="auto"/>
+              <w:left w:val="single" w:sz="8" w:space="0" w:color="auto"/>
+              <w:bottom w:val="single" w:sz="8" w:space="0" w:color="auto"/>
+              <w:right w:val="single" w:sz="8" w:space="0" w:color="auto"/>
+            </w:tcBorders>
+            <w:vAlign w:val="center"/>
+          </w:tcPr>
+          <w:p>
+            <w:pPr>
+              <w:jc w:val="center"/>
+              <w:cnfStyle w:val="000000100000" w:firstRow="0" w:lastRow="0" w:firstColumn="0" w:lastColumn="0" w:oddVBand="0" w:evenVBand="0" w:oddHBand="1" w:evenHBand="0" w:firstRowFirstColumn="0" w:firstRowLastColumn="0" w:lastRowFirstColumn="0" w:lastRowLastColumn="0"/>
+            </w:pPr>
+            <w:r>
+              <w:t>Sustav</w:t>
+            </w:r>
+          </w:p>
+        </w:tc>
+        <w:tc>
+          <w:tcPr>
+            <w:tcW w:w="2819" w:type="dxa"/>
+            <w:tcBorders>
+              <w:top w:val="single" w:sz="8" w:space="0" w:color="auto"/>
+              <w:left w:val="single" w:sz="8" w:space="0" w:color="auto"/>
+              <w:bottom w:val="single" w:sz="8" w:space="0" w:color="auto"/>
+              <w:right w:val="single" w:sz="8" w:space="0" w:color="auto"/>
+            </w:tcBorders>
+            <w:vAlign w:val="center"/>
+          </w:tcPr>
+          <w:p>
+            <w:pPr>
+              <w:jc w:val="center"/>
+              <w:cnfStyle w:val="000000100000" w:firstRow="0" w:lastRow="0" w:firstColumn="0" w:lastColumn="0" w:oddVBand="0" w:evenVBand="0" w:oddHBand="1" w:evenHBand="0" w:firstRowFirstColumn="0" w:firstRowLastColumn="0" w:lastRowFirstColumn="0" w:lastRowLastColumn="0"/>
+            </w:pPr>
+            <w:r>
+              <w:t>Automatsko upravljanje neaktivnim oglasima</w:t>
+            </w:r>
+          </w:p>
+        </w:tc>
+        <w:tc>
+          <w:tcPr>
+            <w:tcW w:w="3972" w:type="dxa"/>
+            <w:tcBorders>
+              <w:top w:val="single" w:sz="8" w:space="0" w:color="auto"/>
+              <w:left w:val="single" w:sz="8" w:space="0" w:color="auto"/>
+              <w:bottom w:val="single" w:sz="8" w:space="0" w:color="auto"/>
+              <w:right w:val="single" w:sz="8" w:space="0" w:color="auto"/>
+            </w:tcBorders>
+            <w:vAlign w:val="center"/>
+          </w:tcPr>
+          <w:p>
+            <w:pPr>
+              <w:jc w:val="center"/>
+              <w:cnfStyle w:val="000000100000" w:firstRow="0" w:lastRow="0" w:firstColumn="0" w:lastColumn="0" w:oddVBand="0" w:evenVBand="0" w:oddHBand="1" w:evenHBand="0" w:firstRowFirstColumn="0" w:firstRowLastColumn="0" w:lastRowFirstColumn="0" w:lastRowLastColumn="0"/>
+            </w:pPr>
+            <w:r>
+              <w:t>Omogućuje automatsko deaktiviranje ili brisanje oglasa nakon određenog perioda neaktivnosti.</w:t>
+            </w:r>
+          </w:p>
+        </w:tc>
+      </w:tr>
+      <w:tr>
+        <w:trPr>
+          <w:trHeight w:val="255"/>
+        </w:trPr>
+        <w:tc>
+          <w:tcPr>
+            <w:cnfStyle w:val="001000000000" w:firstRow="0" w:lastRow="0" w:firstColumn="1" w:lastColumn="0" w:oddVBand="0" w:evenVBand="0" w:oddHBand="0" w:evenHBand="0" w:firstRowFirstColumn="0" w:firstRowLastColumn="0" w:lastRowFirstColumn="0" w:lastRowLastColumn="0"/>
+            <w:tcW w:w="630" w:type="dxa"/>
+            <w:tcBorders>
+              <w:top w:val="single" w:sz="8" w:space="0" w:color="auto"/>
+              <w:left w:val="single" w:sz="8" w:space="0" w:color="auto"/>
+              <w:bottom w:val="single" w:sz="8" w:space="0" w:color="auto"/>
+              <w:right w:val="single" w:sz="8" w:space="0" w:color="auto"/>
+            </w:tcBorders>
+            <w:vAlign w:val="center"/>
+          </w:tcPr>
+          <w:p>
+            <w:pPr>
+              <w:jc w:val="center"/>
+            </w:pPr>
+            <w:r>
+              <w:t>19.</w:t>
+            </w:r>
+          </w:p>
+        </w:tc>
+        <w:tc>
+          <w:tcPr>
+            <w:tcW w:w="1631" w:type="dxa"/>
+            <w:tcBorders>
+              <w:top w:val="single" w:sz="8" w:space="0" w:color="auto"/>
+              <w:left w:val="single" w:sz="8" w:space="0" w:color="auto"/>
+              <w:bottom w:val="single" w:sz="8" w:space="0" w:color="auto"/>
+              <w:right w:val="single" w:sz="8" w:space="0" w:color="auto"/>
+            </w:tcBorders>
+            <w:vAlign w:val="center"/>
+          </w:tcPr>
+          <w:p>
+            <w:pPr>
+              <w:jc w:val="center"/>
+              <w:cnfStyle w:val="000000000000" w:firstRow="0" w:lastRow="0" w:firstColumn="0" w:lastColumn="0" w:oddVBand="0" w:evenVBand="0" w:oddHBand="0" w:evenHBand="0" w:firstRowFirstColumn="0" w:firstRowLastColumn="0" w:lastRowFirstColumn="0" w:lastRowLastColumn="0"/>
+            </w:pPr>
+            <w:r>
+              <w:t>Administrator</w:t>
+            </w:r>
+          </w:p>
+        </w:tc>
+        <w:tc>
+          <w:tcPr>
+            <w:tcW w:w="2819" w:type="dxa"/>
+            <w:tcBorders>
+              <w:top w:val="single" w:sz="8" w:space="0" w:color="auto"/>
+              <w:left w:val="single" w:sz="8" w:space="0" w:color="auto"/>
+              <w:bottom w:val="single" w:sz="8" w:space="0" w:color="auto"/>
+              <w:right w:val="single" w:sz="8" w:space="0" w:color="auto"/>
+            </w:tcBorders>
+            <w:vAlign w:val="center"/>
+          </w:tcPr>
+          <w:p>
+            <w:pPr>
+              <w:jc w:val="center"/>
+              <w:cnfStyle w:val="000000000000" w:firstRow="0" w:lastRow="0" w:firstColumn="0" w:lastColumn="0" w:oddVBand="0" w:evenVBand="0" w:oddHBand="0" w:evenHBand="0" w:firstRowFirstColumn="0" w:firstRowLastColumn="0" w:lastRowFirstColumn="0" w:lastRowLastColumn="0"/>
+            </w:pPr>
+            <w:r>
+              <w:t>Upravljanje korisnicima</w:t>
+            </w:r>
+          </w:p>
+        </w:tc>
+        <w:tc>
+          <w:tcPr>
+            <w:tcW w:w="3972" w:type="dxa"/>
+            <w:tcBorders>
+              <w:top w:val="single" w:sz="8" w:space="0" w:color="auto"/>
+              <w:left w:val="single" w:sz="8" w:space="0" w:color="auto"/>
+              <w:bottom w:val="single" w:sz="8" w:space="0" w:color="auto"/>
+              <w:right w:val="single" w:sz="8" w:space="0" w:color="auto"/>
+            </w:tcBorders>
+            <w:vAlign w:val="center"/>
+          </w:tcPr>
+          <w:p>
+            <w:pPr>
+              <w:keepNext/>
+              <w:jc w:val="center"/>
+              <w:cnfStyle w:val="000000000000" w:firstRow="0" w:lastRow="0" w:firstColumn="0" w:lastColumn="0" w:oddVBand="0" w:evenVBand="0" w:oddHBand="0" w:evenHBand="0" w:firstRowFirstColumn="0" w:firstRowLastColumn="0" w:lastRowFirstColumn="0" w:lastRowLastColumn="0"/>
+              <w:rPr>
+                <w:sz w:val="20"/>
+                <w:szCs w:val="20"/>
+              </w:rPr>
+            </w:pPr>
+          </w:p>
+          <w:p>
+            <w:pPr>
+              <w:jc w:val="center"/>
+              <w:cnfStyle w:val="000000000000" w:firstRow="0" w:lastRow="0" w:firstColumn="0" w:lastColumn="0" w:oddVBand="0" w:evenVBand="0" w:oddHBand="0" w:evenHBand="0" w:firstRowFirstColumn="0" w:firstRowLastColumn="0" w:lastRowFirstColumn="0" w:lastRowLastColumn="0"/>
+            </w:pPr>
+            <w:r>
+              <w:rPr>
+                <w:sz w:val="20"/>
+                <w:szCs w:val="20"/>
+              </w:rPr>
+              <w:t>Omogućuje pregled, uređivanje i brisanje korisničkih računa.</w:t>
+            </w:r>
+          </w:p>
+        </w:tc>
+      </w:tr>
+      <w:tr>
+        <w:trPr>
+          <w:cnfStyle w:val="000000100000" w:firstRow="0" w:lastRow="0" w:firstColumn="0" w:lastColumn="0" w:oddVBand="0" w:evenVBand="0" w:oddHBand="1" w:evenHBand="0" w:firstRowFirstColumn="0" w:firstRowLastColumn="0" w:lastRowFirstColumn="0" w:lastRowLastColumn="0"/>
+          <w:trHeight w:val="255"/>
+        </w:trPr>
+        <w:tc>
+          <w:tcPr>
+            <w:cnfStyle w:val="001000000000" w:firstRow="0" w:lastRow="0" w:firstColumn="1" w:lastColumn="0" w:oddVBand="0" w:evenVBand="0" w:oddHBand="0" w:evenHBand="0" w:firstRowFirstColumn="0" w:firstRowLastColumn="0" w:lastRowFirstColumn="0" w:lastRowLastColumn="0"/>
+            <w:tcW w:w="630" w:type="dxa"/>
+            <w:tcBorders>
+              <w:top w:val="single" w:sz="8" w:space="0" w:color="auto"/>
+              <w:left w:val="single" w:sz="8" w:space="0" w:color="auto"/>
+              <w:bottom w:val="single" w:sz="8" w:space="0" w:color="auto"/>
+              <w:right w:val="single" w:sz="8" w:space="0" w:color="auto"/>
+            </w:tcBorders>
+            <w:vAlign w:val="center"/>
+          </w:tcPr>
+          <w:p>
+            <w:pPr>
+              <w:jc w:val="center"/>
+            </w:pPr>
+            <w:r>
+              <w:t>20.</w:t>
+            </w:r>
+          </w:p>
+        </w:tc>
+        <w:tc>
+          <w:tcPr>
+            <w:tcW w:w="1631" w:type="dxa"/>
+            <w:tcBorders>
+              <w:top w:val="single" w:sz="8" w:space="0" w:color="auto"/>
+              <w:left w:val="single" w:sz="8" w:space="0" w:color="auto"/>
+              <w:bottom w:val="single" w:sz="8" w:space="0" w:color="auto"/>
+              <w:right w:val="single" w:sz="8" w:space="0" w:color="auto"/>
+            </w:tcBorders>
+            <w:vAlign w:val="center"/>
+          </w:tcPr>
+          <w:p>
+            <w:pPr>
+              <w:jc w:val="center"/>
+              <w:cnfStyle w:val="000000100000" w:firstRow="0" w:lastRow="0" w:firstColumn="0" w:lastColumn="0" w:oddVBand="0" w:evenVBand="0" w:oddHBand="1" w:evenHBand="0" w:firstRowFirstColumn="0" w:firstRowLastColumn="0" w:lastRowFirstColumn="0" w:lastRowLastColumn="0"/>
+            </w:pPr>
+            <w:r>
+              <w:t>Administrator</w:t>
+            </w:r>
+          </w:p>
+        </w:tc>
+        <w:tc>
+          <w:tcPr>
+            <w:tcW w:w="2819" w:type="dxa"/>
+            <w:tcBorders>
+              <w:top w:val="single" w:sz="8" w:space="0" w:color="auto"/>
+              <w:left w:val="single" w:sz="8" w:space="0" w:color="auto"/>
+              <w:bottom w:val="single" w:sz="8" w:space="0" w:color="auto"/>
+              <w:right w:val="single" w:sz="8" w:space="0" w:color="auto"/>
+            </w:tcBorders>
+            <w:vAlign w:val="center"/>
+          </w:tcPr>
+          <w:p>
+            <w:pPr>
+              <w:jc w:val="center"/>
+              <w:cnfStyle w:val="000000100000" w:firstRow="0" w:lastRow="0" w:firstColumn="0" w:lastColumn="0" w:oddVBand="0" w:evenVBand="0" w:oddHBand="1" w:evenHBand="0" w:firstRowFirstColumn="0" w:firstRowLastColumn="0" w:lastRowFirstColumn="0" w:lastRowLastColumn="0"/>
+            </w:pPr>
+            <w:r>
               <w:t>Upravljanje prijavljenim oglasima</w:t>
             </w:r>
           </w:p>
@@ -4711,18 +4634,18 @@
             <w:pPr>
               <w:keepNext/>
               <w:jc w:val="center"/>
-              <w:cnfStyle w:val="000000000000" w:firstRow="0" w:lastRow="0" w:firstColumn="0" w:lastColumn="0" w:oddVBand="0" w:evenVBand="0" w:oddHBand="0" w:evenHBand="0" w:firstRowFirstColumn="0" w:firstRowLastColumn="0" w:lastRowFirstColumn="0" w:lastRowLastColumn="0"/>
-              <w:rPr>
-                <w:sz w:val="20"/>
-                <w:szCs w:val="20"/>
-              </w:rPr>
-            </w:pPr>
-            <w:r>
-              <w:rPr>
-                <w:sz w:val="20"/>
-                <w:szCs w:val="20"/>
-              </w:rPr>
-              <w:t>Omogućuje upravljanje nad prijavljenim oglasima</w:t>
+              <w:cnfStyle w:val="000000100000" w:firstRow="0" w:lastRow="0" w:firstColumn="0" w:lastColumn="0" w:oddVBand="0" w:evenVBand="0" w:oddHBand="1" w:evenHBand="0" w:firstRowFirstColumn="0" w:firstRowLastColumn="0" w:lastRowFirstColumn="0" w:lastRowLastColumn="0"/>
+              <w:rPr>
+                <w:sz w:val="20"/>
+                <w:szCs w:val="20"/>
+              </w:rPr>
+            </w:pPr>
+            <w:r>
+              <w:rPr>
+                <w:sz w:val="20"/>
+                <w:szCs w:val="20"/>
+              </w:rPr>
+              <w:t>Omogućuje upravljanje prijavljenim oglasima.</w:t>
             </w:r>
           </w:p>
         </w:tc>
@@ -6654,7 +6577,6 @@
   <w:style w:type="character" w:default="1" w:styleId="DefaultParagraphFont">
     <w:name w:val="Default Paragraph Font"/>
     <w:uiPriority w:val="1"/>
-    <w:semiHidden/>
     <w:unhideWhenUsed/>
   </w:style>
   <w:style w:type="table" w:default="1" w:styleId="TableNormal">
